--- a/tests/corpus_v2/docs/lease_0010.docx
+++ b/tests/corpus_v2/docs/lease_0010.docx
@@ -21,7 +21,13 @@
         <w:rPr>
           <w:b/>
         </w:rPr>
-        <w:t xml:space="preserve">№ 181/2024-К</w:t>
+        <w:t xml:space="preserve">№ </w:t>
+      </w:r>
+      <w:r>
+        <w:rPr>
+          <w:b/>
+        </w:rPr>
+        <w:t xml:space="preserve">5/24</w:t>
       </w:r>
     </w:p>
     <w:p/>
@@ -72,10 +78,10 @@
         <w:t xml:space="preserve">, именуемый в дальнейшем «Арендатор», действующий на основании свидетельства о государственной регистрации</w:t>
       </w:r>
       <w:r>
-        <w:t xml:space="preserve">, с другой стороны, совместно именуемые «Стороны», заключили настоящий </w:t>
-      </w:r>
-      <w:r>
-        <w:t xml:space="preserve">Договор № 26/2024-К</w:t>
+        <w:t xml:space="preserve">, с другой стороны, совместно именуемые «Стороны», заключили настоящий Договор № </w:t>
+      </w:r>
+      <w:r>
+        <w:t xml:space="preserve">35/23</w:t>
       </w:r>
       <w:r>
         <w:t xml:space="preserve"> (далее — Договор) о нижеследующем:</w:t>
@@ -106,7 +112,7 @@
         <w:t xml:space="preserve">Срок передачи помещения по акту приёма-передачи — </w:t>
       </w:r>
       <w:r>
-        <w:t xml:space="preserve">не более 36 месяцев с момента заключения кредитного договора</w:t>
+        <w:t xml:space="preserve">в течение 45 (Сорока пяти) календарных дней с момента выставления счета</w:t>
       </w:r>
       <w:r>
         <w:t xml:space="preserve">.</w:t>
@@ -120,7 +126,7 @@
         <w:t xml:space="preserve">Арендная плата за месяц: </w:t>
       </w:r>
       <w:r>
-        <w:t xml:space="preserve">700 000 руб.</w:t>
+        <w:t xml:space="preserve">цена Контракта составляет ______ рублей ______ копеек</w:t>
       </w:r>
       <w:r>
         <w:t xml:space="preserve">. Плата вносится ежемесячно не позднее 10-го числа текущего месяца.</w:t>
@@ -148,7 +154,10 @@
         <w:t xml:space="preserve">2.1. Общая цена Договора: </w:t>
       </w:r>
       <w:r>
-        <w:t xml:space="preserve">700 000 рублей</w:t>
+        <w:t xml:space="preserve">Шесть миллионов семьсот девяносто тысяч рублей 00 копеек</w:t>
+      </w:r>
+      <w:r>
+        <w:t xml:space="preserve">, в том числе НДС</w:t>
       </w:r>
       <w:r>
         <w:t xml:space="preserve">.</w:t>
@@ -159,7 +168,7 @@
         <w:t xml:space="preserve">2.2. Налог: </w:t>
       </w:r>
       <w:r>
-        <w:t xml:space="preserve">15 (пятнадцать) процентов</w:t>
+        <w:t xml:space="preserve">0,5 % от цены Договора</w:t>
       </w:r>
       <w:r>
         <w:t xml:space="preserve">.</w:t>
@@ -170,7 +179,7 @@
         <w:t xml:space="preserve">2.3. Срок оплаты — </w:t>
       </w:r>
       <w:r>
-        <w:t xml:space="preserve">в течение 15 банковских дней с даты подписания Сторонами акта сдачи-приемки оказанных услуг</w:t>
+        <w:t xml:space="preserve">не позднее 23.12.2026</w:t>
       </w:r>
       <w:r>
         <w:t xml:space="preserve">.</w:t>
@@ -190,7 +199,7 @@
         <w:t xml:space="preserve">, артикул </w:t>
       </w:r>
       <w:r>
-        <w:t xml:space="preserve">RM-4294-60</w:t>
+        <w:t xml:space="preserve">RM-9649-68</w:t>
       </w:r>
       <w:r>
         <w:t xml:space="preserve">, код </w:t>
@@ -250,7 +259,10 @@
         <w:t xml:space="preserve">. Цена — </w:t>
       </w:r>
       <w:r>
-        <w:t xml:space="preserve">включая НДС </w:t>
+        <w:t xml:space="preserve">484000 (Четыреста восемьдесят четыре тысячи) руб.</w:t>
+      </w:r>
+      <w:r>
+        <w:t xml:space="preserve">, включая НДС </w:t>
       </w:r>
       <w:r>
         <w:t xml:space="preserve">22%</w:t>
@@ -259,7 +271,7 @@
         <w:t xml:space="preserve"> в размере </w:t>
       </w:r>
       <w:r>
-        <w:t xml:space="preserve">20 409 (Двадцать тысяч четыреста девять) рублей</w:t>
+        <w:t xml:space="preserve">4 170 000,2 (четыре миллиона сто семьдесят тысяч) рублей</w:t>
       </w:r>
       <w:r>
         <w:t xml:space="preserve">.</w:t>
@@ -307,7 +319,7 @@
         <w:t xml:space="preserve">3.3. Срок исполнения обязательств — </w:t>
       </w:r>
       <w:r>
-        <w:t xml:space="preserve">в течение 7 рабочих дней с момента выставления счета</w:t>
+        <w:t xml:space="preserve">в течение 14 рабочих дней с момента заключения контракта</w:t>
       </w:r>
       <w:r>
         <w:t xml:space="preserve">.</w:t>
@@ -338,13 +350,19 @@
         <w:t xml:space="preserve">Размер неустойки за нарушение сроков оплаты: </w:t>
       </w:r>
       <w:r>
-        <w:t xml:space="preserve">0,1 (одной десятой) % от цены Договора</w:t>
+        <w:t xml:space="preserve">5% за каждый день просрочки</w:t>
+      </w:r>
+      <w:r>
+        <w:t xml:space="preserve">, но не более </w:t>
+      </w:r>
+      <w:r>
+        <w:t xml:space="preserve">5 (пять) процентов от цены Договора</w:t>
       </w:r>
       <w:r>
         <w:t xml:space="preserve">. Предельный размер ответственности: </w:t>
       </w:r>
       <w:r>
-        <w:t xml:space="preserve">0,2% за каждый день просрочки</w:t>
+        <w:t xml:space="preserve">1/130 ключевой ставки ЦБ РФ от общей суммы счета</w:t>
       </w:r>
       <w:r>
         <w:t xml:space="preserve">.</w:t>
@@ -366,7 +384,7 @@
         <w:t xml:space="preserve">Сторона, для которой создалась невозможность исполнения, обязана уведомить другую Сторону. Срок уведомления — </w:t>
       </w:r>
       <w:r>
-        <w:t xml:space="preserve">в течение 20 рабочих дней с момента подписания акта</w:t>
+        <w:t xml:space="preserve">в течение 36 месяцев с момента заключения контракта</w:t>
       </w:r>
       <w:r>
         <w:t xml:space="preserve">.</w:t>
@@ -380,23 +398,73 @@
         <w:t xml:space="preserve">Все споры и разногласия решаются путём переговоров. Претензионный порядок обязателен, срок ответа на претензию — </w:t>
       </w:r>
       <w:r>
-        <w:t xml:space="preserve">30 дней с момента заключения контракта</w:t>
-      </w:r>
-      <w:r>
-        <w:t xml:space="preserve">.</w:t>
-      </w:r>
-    </w:p>
-    <w:p/>
-    <w:p/>
-    <w:p>
-      <w:r>
-        <w:rPr>
-          <w:b/>
-        </w:rPr>
-        <w:t xml:space="preserve">РЕКВИЗИТЫ И ПОДПИСИ СТОРОН</w:t>
-      </w:r>
-    </w:p>
-    <w:p/>
+        <w:t xml:space="preserve">в течение пяти банковских дней с момента выставления счета</w:t>
+      </w:r>
+      <w:r>
+        <w:t xml:space="preserve">.</w:t>
+      </w:r>
+    </w:p>
+    <w:p/>
+    <w:p/>
+    <w:p/>
+    <w:p>
+      <w:r>
+        <w:rPr>
+          <w:b/>
+        </w:rPr>
+        <w:t xml:space="preserve">9. КОНТРОЛЬНЫЕ ВЕЛИЧИНЫ</w:t>
+      </w:r>
+    </w:p>
+    <w:p>
+      <w:r>
+        <w:t xml:space="preserve">9.1. Контрольная запись: </w:t>
+      </w:r>
+      <w:r>
+        <w:t xml:space="preserve">74189/708-сс</w:t>
+      </w:r>
+      <w:r>
+        <w:t xml:space="preserve">.</w:t>
+      </w:r>
+    </w:p>
+    <w:p>
+      <w:r>
+        <w:t xml:space="preserve">9.2. Контрольная запись: </w:t>
+      </w:r>
+      <w:r>
+        <w:rPr>
+          <w:b/>
+        </w:rPr>
+        <w:t xml:space="preserve">454</w:t>
+      </w:r>
+      <w:r>
+        <w:t xml:space="preserve">000 рублей 0 коп.</w:t>
+      </w:r>
+      <w:r>
+        <w:t xml:space="preserve">.</w:t>
+      </w:r>
+    </w:p>
+    <w:p>
+      <w:r>
+        <w:t xml:space="preserve">9.3. Контрольная запись: </w:t>
+      </w:r>
+      <w:r>
+        <w:rPr>
+          <w:b/>
+        </w:rPr>
+        <w:t xml:space="preserve">1/1</w:t>
+      </w:r>
+      <w:r>
+        <w:t xml:space="preserve">50 ключевой ставки ЦБ РФ годовых</w:t>
+      </w:r>
+      <w:r>
+        <w:t xml:space="preserve">.</w:t>
+      </w:r>
+    </w:p>
+    <w:p>
+      <w:r>
+        <w:t xml:space="preserve">9.4. Контрольная запись (таблица):</w:t>
+      </w:r>
+    </w:p>
     <w:tbl>
       <w:tblPr>
         <w:tblW w:w="9360" w:type="dxa"/>
@@ -420,96 +488,7 @@
           </w:tcPr>
           <w:p>
             <w:r>
-              <w:rPr>
-                <w:b/>
-              </w:rPr>
-              <w:t xml:space="preserve">Арендодатель:</w:t>
-            </w:r>
-          </w:p>
-          <w:p>
-            <w:r>
-              <w:t xml:space="preserve">Индивидуальный предприниматель </w:t>
-            </w:r>
-            <w:r>
-              <w:t xml:space="preserve">Попов Павел Петрович</w:t>
-            </w:r>
-          </w:p>
-          <w:p>
-            <w:r>
-              <w:t xml:space="preserve">Адрес регистрации: </w:t>
-            </w:r>
-            <w:r>
-              <w:t xml:space="preserve">190000, г. Санкт-Петербург, ул. Кутузовский, д. 63, кв. 177</w:t>
-            </w:r>
-          </w:p>
-          <w:p>
-            <w:r>
-              <w:t xml:space="preserve">ИНН </w:t>
-            </w:r>
-            <w:r>
-              <w:t xml:space="preserve">361220201569</w:t>
-            </w:r>
-            <w:r>
-              <w:t xml:space="preserve"> ОГРНИП </w:t>
-            </w:r>
-            <w:r>
-              <w:t xml:space="preserve">309848416157618</w:t>
-            </w:r>
-          </w:p>
-          <w:p>
-            <w:r>
-              <w:t xml:space="preserve">р/с </w:t>
-            </w:r>
-            <w:r>
-              <w:t xml:space="preserve">40802810734041341318</w:t>
-            </w:r>
-            <w:r>
-              <w:t xml:space="preserve"> в ПАО Сбербанк</w:t>
-            </w:r>
-            <w:r>
-              <w:t xml:space="preserve">, БИК </w:t>
-            </w:r>
-            <w:r>
-              <w:t xml:space="preserve">044525225</w:t>
-            </w:r>
-          </w:p>
-          <w:p>
-            <w:r>
-              <w:t xml:space="preserve">Тел.: </w:t>
-            </w:r>
-            <w:r>
-              <w:t xml:space="preserve">+74996038546</w:t>
-            </w:r>
-          </w:p>
-          <w:p>
-            <w:r>
-              <w:t xml:space="preserve">E-mail: </w:t>
-            </w:r>
-            <w:r>
-              <w:t xml:space="preserve">popov@list.ru</w:t>
-            </w:r>
-          </w:p>
-          <w:p/>
-          <w:p>
-            <w:r>
-              <w:t xml:space="preserve">ИП ______________ </w:t>
-            </w:r>
-            <w:r>
-              <w:t xml:space="preserve">Попов П. П.</w:t>
-            </w:r>
-          </w:p>
-          <w:p>
-            <w:r>
-              <w:t xml:space="preserve">Согласовано: </w:t>
-            </w:r>
-            <w:r>
-              <w:rPr>
-                <w:b/>
-              </w:rPr>
-              <w:t xml:space="preserve">Попов Паве</w:t>
-            </w:r>
-            <w:r>
-              <w:t xml:space="preserve">л Петрович</w:t>
+              <w:t xml:space="preserve">в течение 1</w:t>
             </w:r>
           </w:p>
         </w:tc>
@@ -519,6 +498,144 @@
           </w:tcPr>
           <w:p>
             <w:r>
+              <w:t xml:space="preserve">4 (Четырнадцати) календарных дней</w:t>
+            </w:r>
+          </w:p>
+        </w:tc>
+      </w:tr>
+    </w:tbl>
+    <w:p/>
+    <w:p>
+      <w:r>
+        <w:rPr>
+          <w:b/>
+        </w:rPr>
+        <w:t xml:space="preserve">РЕКВИЗИТЫ И ПОДПИСИ СТОРОН</w:t>
+      </w:r>
+    </w:p>
+    <w:p/>
+    <w:tbl>
+      <w:tblPr>
+        <w:tblW w:w="9360" w:type="dxa"/>
+        <w:tblBorders>
+          <w:top w:val="single" w:sz="4" w:color="auto"/>
+          <w:left w:val="single" w:sz="4" w:color="auto"/>
+          <w:bottom w:val="single" w:sz="4" w:color="auto"/>
+          <w:right w:val="single" w:sz="4" w:color="auto"/>
+          <w:insideH w:val="single" w:sz="4" w:color="auto"/>
+          <w:insideV w:val="single" w:sz="4" w:color="auto"/>
+        </w:tblBorders>
+      </w:tblPr>
+      <w:tblGrid>
+        <w:gridCol w:w="4680"/>
+        <w:gridCol w:w="4680"/>
+      </w:tblGrid>
+      <w:tr>
+        <w:tc>
+          <w:tcPr>
+            <w:tcW w:w="4680" w:type="dxa"/>
+          </w:tcPr>
+          <w:p>
+            <w:r>
+              <w:rPr>
+                <w:b/>
+              </w:rPr>
+              <w:t xml:space="preserve">Арендодатель:</w:t>
+            </w:r>
+          </w:p>
+          <w:p>
+            <w:r>
+              <w:t xml:space="preserve">Индивидуальный предприниматель </w:t>
+            </w:r>
+            <w:r>
+              <w:t xml:space="preserve">Попов Павел Петрович</w:t>
+            </w:r>
+          </w:p>
+          <w:p>
+            <w:r>
+              <w:t xml:space="preserve">Адрес регистрации: </w:t>
+            </w:r>
+            <w:r>
+              <w:t xml:space="preserve">630099, г. Новосибирск, просп. Баумана, д. 78, кв. 17</w:t>
+            </w:r>
+          </w:p>
+          <w:p>
+            <w:r>
+              <w:t xml:space="preserve">ИНН </w:t>
+            </w:r>
+            <w:r>
+              <w:t xml:space="preserve">361220201569</w:t>
+            </w:r>
+            <w:r>
+              <w:t xml:space="preserve"> ОГРНИП </w:t>
+            </w:r>
+            <w:r>
+              <w:t xml:space="preserve">309848416157618</w:t>
+            </w:r>
+          </w:p>
+          <w:p>
+            <w:r>
+              <w:t xml:space="preserve">р/с </w:t>
+            </w:r>
+            <w:r>
+              <w:t xml:space="preserve">40802810734041341318</w:t>
+            </w:r>
+            <w:r>
+              <w:t xml:space="preserve"> в ПАО Сбербанк</w:t>
+            </w:r>
+            <w:r>
+              <w:t xml:space="preserve">, БИК </w:t>
+            </w:r>
+            <w:r>
+              <w:t xml:space="preserve">044525225</w:t>
+            </w:r>
+          </w:p>
+          <w:p>
+            <w:r>
+              <w:t xml:space="preserve">Тел.: </w:t>
+            </w:r>
+            <w:r>
+              <w:t xml:space="preserve">8-846-558-89-33</w:t>
+            </w:r>
+          </w:p>
+          <w:p>
+            <w:r>
+              <w:t xml:space="preserve">E-mail: </w:t>
+            </w:r>
+            <w:r>
+              <w:t xml:space="preserve">popov@list.ru</w:t>
+            </w:r>
+          </w:p>
+          <w:p/>
+          <w:p>
+            <w:r>
+              <w:t xml:space="preserve">ИП ______________ </w:t>
+            </w:r>
+            <w:r>
+              <w:t xml:space="preserve">Попов П. П.</w:t>
+            </w:r>
+          </w:p>
+          <w:p>
+            <w:r>
+              <w:t xml:space="preserve">Согласовано: </w:t>
+            </w:r>
+            <w:r>
+              <w:rPr>
+                <w:b/>
+              </w:rPr>
+              <w:t xml:space="preserve">Попов Паве</w:t>
+            </w:r>
+            <w:r>
+              <w:t xml:space="preserve">л Петрович</w:t>
+            </w:r>
+          </w:p>
+        </w:tc>
+        <w:tc>
+          <w:tcPr>
+            <w:tcW w:w="4680" w:type="dxa"/>
+          </w:tcPr>
+          <w:p>
+            <w:r>
               <w:rPr>
                 <w:b/>
               </w:rPr>
@@ -538,7 +655,7 @@
               <w:t xml:space="preserve">Адрес регистрации: </w:t>
             </w:r>
             <w:r>
-              <w:t xml:space="preserve">394000, г. Воронеж, просп. Баумана, д. 78, кв. 17</w:t>
+              <w:t xml:space="preserve">443010, г. Самара, наб. Полевая, д. 23, кв. 168</w:t>
             </w:r>
           </w:p>
           <w:p>
@@ -577,7 +694,7 @@
               <w:t xml:space="preserve">Тел.: </w:t>
             </w:r>
             <w:r>
-              <w:t xml:space="preserve">8-846-558-89-33</w:t>
+              <w:t xml:space="preserve">383 1535935</w:t>
             </w:r>
           </w:p>
           <w:p>
@@ -585,7 +702,7 @@
               <w:t xml:space="preserve">E-mail: </w:t>
             </w:r>
             <w:r>
-              <w:t xml:space="preserve">lebedev@list.ru</w:t>
+              <w:t xml:space="preserve">lebedev@mail.ru</w:t>
             </w:r>
           </w:p>
           <w:p/>
@@ -644,13 +761,13 @@
       <w:t xml:space="preserve">Исполнитель документа: </w:t>
     </w:r>
     <w:r>
-      <w:t xml:space="preserve">Макаров П. В.</w:t>
+      <w:t xml:space="preserve">Белов В. Е.</w:t>
     </w:r>
     <w:r>
       <w:t xml:space="preserve">, тел. </w:t>
     </w:r>
     <w:r>
-      <w:t xml:space="preserve">8(383)1535935</w:t>
+      <w:t xml:space="preserve">8(495)7007694</w:t>
     </w:r>
   </w:p>
 </w:ftr>

--- a/tests/corpus_v2/docs/lease_0010.docx
+++ b/tests/corpus_v2/docs/lease_0010.docx
@@ -420,7 +420,13 @@
         <w:t xml:space="preserve">9.1. Контрольная запись: </w:t>
       </w:r>
       <w:r>
-        <w:t xml:space="preserve">74189/708-сс</w:t>
+        <w:rPr>
+          <w:b/>
+        </w:rPr>
+        <w:t xml:space="preserve">74</w:t>
+      </w:r>
+      <w:r>
+        <w:t xml:space="preserve">189/708-сс</w:t>
       </w:r>
       <w:r>
         <w:t xml:space="preserve">.</w:t>

--- a/tests/corpus_v2/docs/lease_0010.docx
+++ b/tests/corpus_v2/docs/lease_0010.docx
@@ -27,7 +27,7 @@
         <w:rPr>
           <w:b/>
         </w:rPr>
-        <w:t xml:space="preserve">5/24</w:t>
+        <w:t xml:space="preserve">91/2024-К</w:t>
       </w:r>
     </w:p>
     <w:p/>
@@ -81,7 +81,7 @@
         <w:t xml:space="preserve">, с другой стороны, совместно именуемые «Стороны», заключили настоящий Договор № </w:t>
       </w:r>
       <w:r>
-        <w:t xml:space="preserve">35/23</w:t>
+        <w:t xml:space="preserve">36237/429-сс</w:t>
       </w:r>
       <w:r>
         <w:t xml:space="preserve"> (далее — Договор) о нижеследующем:</w:t>
@@ -423,10 +423,10 @@
         <w:rPr>
           <w:b/>
         </w:rPr>
-        <w:t xml:space="preserve">74</w:t>
-      </w:r>
-      <w:r>
-        <w:t xml:space="preserve">189/708-сс</w:t>
+        <w:t xml:space="preserve">63Ф-90</w:t>
+      </w:r>
+      <w:r>
+        <w:t xml:space="preserve">614/23-986Д</w:t>
       </w:r>
       <w:r>
         <w:t xml:space="preserve">.</w:t>
@@ -440,7 +440,7 @@
         <w:rPr>
           <w:b/>
         </w:rPr>
-        <w:t xml:space="preserve">454</w:t>
+        <w:t xml:space="preserve">832</w:t>
       </w:r>
       <w:r>
         <w:t xml:space="preserve">000 рублей 0 коп.</w:t>

--- a/tests/corpus_v2/docs/lease_0010.docx
+++ b/tests/corpus_v2/docs/lease_0010.docx
@@ -256,10 +256,16 @@
         <w:t xml:space="preserve">МКАС при ТПП РФ</w:t>
       </w:r>
       <w:r>
+        <w:t xml:space="preserve">. Товар отгружается с сопроводительным документом паспорт качества № </w:t>
+      </w:r>
+      <w:r>
+        <w:t xml:space="preserve">60 07 417242</w:t>
+      </w:r>
+      <w:r>
         <w:t xml:space="preserve">. Цена — </w:t>
       </w:r>
       <w:r>
-        <w:t xml:space="preserve">484000 (Четыреста восемьдесят четыре тысячи) руб.</w:t>
+        <w:t xml:space="preserve">412000 (Четыреста двенадцать тысяч) руб.</w:t>
       </w:r>
       <w:r>
         <w:t xml:space="preserve">, включая НДС </w:t>
@@ -271,7 +277,7 @@
         <w:t xml:space="preserve"> в размере </w:t>
       </w:r>
       <w:r>
-        <w:t xml:space="preserve">4 170 000,2 (четыре миллиона сто семьдесят тысяч) рублей</w:t>
+        <w:t xml:space="preserve">553 000,2 (пятьсот пятьдесят три тысячи) рублей</w:t>
       </w:r>
       <w:r>
         <w:t xml:space="preserve">.</w:t>
@@ -291,7 +297,7 @@
         <w:t xml:space="preserve">3.1. Место исполнения обязательств: </w:t>
       </w:r>
       <w:r>
-        <w:t xml:space="preserve">603000, г. Нижний Новгород, просп. Мира, д. 81, кв. 185</w:t>
+        <w:t xml:space="preserve">614000, г. Пермь, просп. Октябрьская, д. 82, кв. 24</w:t>
       </w:r>
       <w:r>
         <w:t xml:space="preserve">.</w:t>
@@ -308,7 +314,7 @@
         <w:t xml:space="preserve"> по телефону </w:t>
       </w:r>
       <w:r>
-        <w:t xml:space="preserve">8-499-752-21-29</w:t>
+        <w:t xml:space="preserve">8(812)1519920</w:t>
       </w:r>
       <w:r>
         <w:t xml:space="preserve">.</w:t>
@@ -319,7 +325,7 @@
         <w:t xml:space="preserve">3.3. Срок исполнения обязательств — </w:t>
       </w:r>
       <w:r>
-        <w:t xml:space="preserve">в течение 14 рабочих дней с момента заключения контракта</w:t>
+        <w:t xml:space="preserve">в течение 5 рабочих дней с момента заключения контракта</w:t>
       </w:r>
       <w:r>
         <w:t xml:space="preserve">.</w:t>
@@ -350,13 +356,13 @@
         <w:t xml:space="preserve">Размер неустойки за нарушение сроков оплаты: </w:t>
       </w:r>
       <w:r>
-        <w:t xml:space="preserve">5% за каждый день просрочки</w:t>
+        <w:t xml:space="preserve">20% за каждый день просрочки</w:t>
       </w:r>
       <w:r>
         <w:t xml:space="preserve">, но не более </w:t>
       </w:r>
       <w:r>
-        <w:t xml:space="preserve">5 (пять) процентов от цены Договора</w:t>
+        <w:t xml:space="preserve">20 (двадцать) процентов от цены Договора</w:t>
       </w:r>
       <w:r>
         <w:t xml:space="preserve">. Предельный размер ответственности: </w:t>
@@ -384,7 +390,7 @@
         <w:t xml:space="preserve">Сторона, для которой создалась невозможность исполнения, обязана уведомить другую Сторону. Срок уведомления — </w:t>
       </w:r>
       <w:r>
-        <w:t xml:space="preserve">в течение 36 месяцев с момента заключения контракта</w:t>
+        <w:t xml:space="preserve">в течение 24 месяцев с момента заключения контракта</w:t>
       </w:r>
       <w:r>
         <w:t xml:space="preserve">.</w:t>
@@ -398,7 +404,7 @@
         <w:t xml:space="preserve">Все споры и разногласия решаются путём переговоров. Претензионный порядок обязателен, срок ответа на претензию — </w:t>
       </w:r>
       <w:r>
-        <w:t xml:space="preserve">в течение пяти банковских дней с момента выставления счета</w:t>
+        <w:t xml:space="preserve">в течение тридцати банковских дней с момента выставления счета</w:t>
       </w:r>
       <w:r>
         <w:t xml:space="preserve">.</w:t>
@@ -423,10 +429,10 @@
         <w:rPr>
           <w:b/>
         </w:rPr>
-        <w:t xml:space="preserve">63Ф-90</w:t>
-      </w:r>
-      <w:r>
-        <w:t xml:space="preserve">614/23-986Д</w:t>
+        <w:t xml:space="preserve">26Ф-64</w:t>
+      </w:r>
+      <w:r>
+        <w:t xml:space="preserve">444/19-346Д</w:t>
       </w:r>
       <w:r>
         <w:t xml:space="preserve">.</w:t>
@@ -440,7 +446,7 @@
         <w:rPr>
           <w:b/>
         </w:rPr>
-        <w:t xml:space="preserve">832</w:t>
+        <w:t xml:space="preserve">774</w:t>
       </w:r>
       <w:r>
         <w:t xml:space="preserve">000 рублей 0 коп.</w:t>
@@ -494,7 +500,7 @@
           </w:tcPr>
           <w:p>
             <w:r>
-              <w:t xml:space="preserve">в течение 1</w:t>
+              <w:t xml:space="preserve">не позднее 09.12.20</w:t>
             </w:r>
           </w:p>
         </w:tc>
@@ -504,7 +510,7 @@
           </w:tcPr>
           <w:p>
             <w:r>
-              <w:t xml:space="preserve">4 (Четырнадцати) календарных дней</w:t>
+              <w:t xml:space="preserve">26</w:t>
             </w:r>
           </w:p>
         </w:tc>
@@ -562,7 +568,7 @@
               <w:t xml:space="preserve">Адрес регистрации: </w:t>
             </w:r>
             <w:r>
-              <w:t xml:space="preserve">630099, г. Новосибирск, просп. Баумана, д. 78, кв. 17</w:t>
+              <w:t xml:space="preserve">443010, г. Самара, пер. Гагарина, д. 80, кв. 131</w:t>
             </w:r>
           </w:p>
           <w:p>
@@ -601,7 +607,7 @@
               <w:t xml:space="preserve">Тел.: </w:t>
             </w:r>
             <w:r>
-              <w:t xml:space="preserve">8-846-558-89-33</w:t>
+              <w:t xml:space="preserve">+7 (499) 947-93-76 доб. 994</w:t>
             </w:r>
           </w:p>
           <w:p>
@@ -609,7 +615,7 @@
               <w:t xml:space="preserve">E-mail: </w:t>
             </w:r>
             <w:r>
-              <w:t xml:space="preserve">popov@list.ru</w:t>
+              <w:t xml:space="preserve">popov@bk.ru</w:t>
             </w:r>
           </w:p>
           <w:p/>
@@ -661,7 +667,7 @@
               <w:t xml:space="preserve">Адрес регистрации: </w:t>
             </w:r>
             <w:r>
-              <w:t xml:space="preserve">443010, г. Самара, наб. Полевая, д. 23, кв. 168</w:t>
+              <w:t xml:space="preserve">101000, г. Москва, проезд Промышленная, д. 26, кв. 21</w:t>
             </w:r>
           </w:p>
           <w:p>
@@ -700,7 +706,7 @@
               <w:t xml:space="preserve">Тел.: </w:t>
             </w:r>
             <w:r>
-              <w:t xml:space="preserve">383 1535935</w:t>
+              <w:t xml:space="preserve">495 8337621</w:t>
             </w:r>
           </w:p>
           <w:p>
@@ -708,7 +714,7 @@
               <w:t xml:space="preserve">E-mail: </w:t>
             </w:r>
             <w:r>
-              <w:t xml:space="preserve">lebedev@mail.ru</w:t>
+              <w:t xml:space="preserve">lebedev@bk.ru</w:t>
             </w:r>
           </w:p>
           <w:p/>
@@ -767,13 +773,13 @@
       <w:t xml:space="preserve">Исполнитель документа: </w:t>
     </w:r>
     <w:r>
-      <w:t xml:space="preserve">Белов В. Е.</w:t>
+      <w:t xml:space="preserve">Максимова И. Д.</w:t>
     </w:r>
     <w:r>
       <w:t xml:space="preserve">, тел. </w:t>
     </w:r>
     <w:r>
-      <w:t xml:space="preserve">8(495)7007694</w:t>
+      <w:t xml:space="preserve">8(846)5839619</w:t>
     </w:r>
   </w:p>
 </w:ftr>

--- a/tests/corpus_v2/docs/lease_0010.docx
+++ b/tests/corpus_v2/docs/lease_0010.docx
@@ -262,10 +262,46 @@
         <w:t xml:space="preserve">60 07 417242</w:t>
       </w:r>
       <w:r>
+        <w:t xml:space="preserve">. К партии приложен паспорт изделия № </w:t>
+      </w:r>
+      <w:r>
+        <w:t xml:space="preserve">51 05 556452</w:t>
+      </w:r>
+      <w:r>
+        <w:t xml:space="preserve">. Оборудование поставляется с паспортом транспортного средства № </w:t>
+      </w:r>
+      <w:r>
+        <w:t xml:space="preserve">15 05 658297</w:t>
+      </w:r>
+      <w:r>
+        <w:t xml:space="preserve">. Приёмка производится согласно техническому паспорту </w:t>
+      </w:r>
+      <w:r>
+        <w:t xml:space="preserve">93 10 230743</w:t>
+      </w:r>
+      <w:r>
+        <w:t xml:space="preserve">. СНИЛС не указан, номер заказа </w:t>
+      </w:r>
+      <w:r>
+        <w:t xml:space="preserve">653-096-158 32</w:t>
+      </w:r>
+      <w:r>
+        <w:t xml:space="preserve">. Дата рождения не проставлена, документ выдан </w:t>
+      </w:r>
+      <w:r>
+        <w:t xml:space="preserve">02.12.2016</w:t>
+      </w:r>
+      <w:r>
+        <w:t xml:space="preserve">. Код подразделения, см. артикул </w:t>
+      </w:r>
+      <w:r>
+        <w:t xml:space="preserve">107-750</w:t>
+      </w:r>
+      <w:r>
         <w:t xml:space="preserve">. Цена — </w:t>
       </w:r>
       <w:r>
-        <w:t xml:space="preserve">412000 (Четыреста двенадцать тысяч) руб.</w:t>
+        <w:t xml:space="preserve">86900000 (Восемьдесят шесть миллионов девятьсот тысяч) руб.</w:t>
       </w:r>
       <w:r>
         <w:t xml:space="preserve">, включая НДС </w:t>
@@ -277,7 +313,7 @@
         <w:t xml:space="preserve"> в размере </w:t>
       </w:r>
       <w:r>
-        <w:t xml:space="preserve">553 000,2 (пятьсот пятьдесят три тысячи) рублей</w:t>
+        <w:t xml:space="preserve">860 000,6 (восемьсот шестьдесят тысяч) рублей</w:t>
       </w:r>
       <w:r>
         <w:t xml:space="preserve">.</w:t>
@@ -297,7 +333,7 @@
         <w:t xml:space="preserve">3.1. Место исполнения обязательств: </w:t>
       </w:r>
       <w:r>
-        <w:t xml:space="preserve">614000, г. Пермь, просп. Октябрьская, д. 82, кв. 24</w:t>
+        <w:t xml:space="preserve">143400, г. Красногорск, бул. Пушкина, д. 76, кв. 73</w:t>
       </w:r>
       <w:r>
         <w:t xml:space="preserve">.</w:t>
@@ -314,7 +350,7 @@
         <w:t xml:space="preserve"> по телефону </w:t>
       </w:r>
       <w:r>
-        <w:t xml:space="preserve">8(812)1519920</w:t>
+        <w:t xml:space="preserve">8-846-178-28-87</w:t>
       </w:r>
       <w:r>
         <w:t xml:space="preserve">.</w:t>
@@ -356,13 +392,13 @@
         <w:t xml:space="preserve">Размер неустойки за нарушение сроков оплаты: </w:t>
       </w:r>
       <w:r>
-        <w:t xml:space="preserve">20% за каждый день просрочки</w:t>
+        <w:t xml:space="preserve">12% за каждый день просрочки</w:t>
       </w:r>
       <w:r>
         <w:t xml:space="preserve">, но не более </w:t>
       </w:r>
       <w:r>
-        <w:t xml:space="preserve">20 (двадцать) процентов от цены Договора</w:t>
+        <w:t xml:space="preserve">15 (пятнадцать) процентов от цены Договора</w:t>
       </w:r>
       <w:r>
         <w:t xml:space="preserve">. Предельный размер ответственности: </w:t>
@@ -390,7 +426,7 @@
         <w:t xml:space="preserve">Сторона, для которой создалась невозможность исполнения, обязана уведомить другую Сторону. Срок уведомления — </w:t>
       </w:r>
       <w:r>
-        <w:t xml:space="preserve">в течение 24 месяцев с момента заключения контракта</w:t>
+        <w:t xml:space="preserve">в течение 12 месяцев с момента заключения контракта</w:t>
       </w:r>
       <w:r>
         <w:t xml:space="preserve">.</w:t>
@@ -404,7 +440,7 @@
         <w:t xml:space="preserve">Все споры и разногласия решаются путём переговоров. Претензионный порядок обязателен, срок ответа на претензию — </w:t>
       </w:r>
       <w:r>
-        <w:t xml:space="preserve">в течение тридцати банковских дней с момента выставления счета</w:t>
+        <w:t xml:space="preserve">в течение шестидесяти банковских дней с момента выставления счета</w:t>
       </w:r>
       <w:r>
         <w:t xml:space="preserve">.</w:t>
@@ -429,10 +465,10 @@
         <w:rPr>
           <w:b/>
         </w:rPr>
-        <w:t xml:space="preserve">26Ф-64</w:t>
-      </w:r>
-      <w:r>
-        <w:t xml:space="preserve">444/19-346Д</w:t>
+        <w:t xml:space="preserve">92Ф-23</w:t>
+      </w:r>
+      <w:r>
+        <w:t xml:space="preserve">410/11-754Д</w:t>
       </w:r>
       <w:r>
         <w:t xml:space="preserve">.</w:t>
@@ -446,10 +482,10 @@
         <w:rPr>
           <w:b/>
         </w:rPr>
-        <w:t xml:space="preserve">774</w:t>
-      </w:r>
-      <w:r>
-        <w:t xml:space="preserve">000 рублей 0 коп.</w:t>
+        <w:t xml:space="preserve">888</w:t>
+      </w:r>
+      <w:r>
+        <w:t xml:space="preserve">0000 рублей 0 коп.</w:t>
       </w:r>
       <w:r>
         <w:t xml:space="preserve">.</w:t>
@@ -500,7 +536,7 @@
           </w:tcPr>
           <w:p>
             <w:r>
-              <w:t xml:space="preserve">не позднее 09.12.20</w:t>
+              <w:t xml:space="preserve">не позднее 18.01.20</w:t>
             </w:r>
           </w:p>
         </w:tc>
@@ -510,7 +546,7 @@
           </w:tcPr>
           <w:p>
             <w:r>
-              <w:t xml:space="preserve">26</w:t>
+              <w:t xml:space="preserve">25</w:t>
             </w:r>
           </w:p>
         </w:tc>
@@ -568,7 +604,7 @@
               <w:t xml:space="preserve">Адрес регистрации: </w:t>
             </w:r>
             <w:r>
-              <w:t xml:space="preserve">443010, г. Самара, пер. Гагарина, д. 80, кв. 131</w:t>
+              <w:t xml:space="preserve">443010, г. Самара, наб. Полевая, д. 40, кв. 121</w:t>
             </w:r>
           </w:p>
           <w:p>
@@ -607,7 +643,7 @@
               <w:t xml:space="preserve">Тел.: </w:t>
             </w:r>
             <w:r>
-              <w:t xml:space="preserve">+7 (499) 947-93-76 доб. 994</w:t>
+              <w:t xml:space="preserve">8-812-830-70-96</w:t>
             </w:r>
           </w:p>
           <w:p>
@@ -615,7 +651,7 @@
               <w:t xml:space="preserve">E-mail: </w:t>
             </w:r>
             <w:r>
-              <w:t xml:space="preserve">popov@bk.ru</w:t>
+              <w:t xml:space="preserve">popov@mail.ru</w:t>
             </w:r>
           </w:p>
           <w:p/>
@@ -667,7 +703,7 @@
               <w:t xml:space="preserve">Адрес регистрации: </w:t>
             </w:r>
             <w:r>
-              <w:t xml:space="preserve">101000, г. Москва, проезд Промышленная, д. 26, кв. 21</w:t>
+              <w:t xml:space="preserve">630099, г. Новосибирск, просп. Победы, д. 24, кв. 176</w:t>
             </w:r>
           </w:p>
           <w:p>
@@ -706,7 +742,7 @@
               <w:t xml:space="preserve">Тел.: </w:t>
             </w:r>
             <w:r>
-              <w:t xml:space="preserve">495 8337621</w:t>
+              <w:t xml:space="preserve">8-846-246-63-78</w:t>
             </w:r>
           </w:p>
           <w:p>
@@ -773,13 +809,13 @@
       <w:t xml:space="preserve">Исполнитель документа: </w:t>
     </w:r>
     <w:r>
-      <w:t xml:space="preserve">Максимова И. Д.</w:t>
+      <w:t xml:space="preserve">Волков Р. М.</w:t>
     </w:r>
     <w:r>
       <w:t xml:space="preserve">, тел. </w:t>
     </w:r>
     <w:r>
-      <w:t xml:space="preserve">8(846)5839619</w:t>
+      <w:t xml:space="preserve">8(846)5409910</w:t>
     </w:r>
   </w:p>
 </w:ftr>

--- a/tests/corpus_v2/docs/lease_0010.docx
+++ b/tests/corpus_v2/docs/lease_0010.docx
@@ -319,198 +319,118 @@
         <w:t xml:space="preserve">.</w:t>
       </w:r>
     </w:p>
-    <w:p/>
-    <w:p>
-      <w:r>
-        <w:rPr>
-          <w:b/>
-        </w:rPr>
-        <w:t xml:space="preserve">3. МЕСТО И СРОКИ ИСПОЛНЕНИЯ</w:t>
-      </w:r>
-    </w:p>
-    <w:p>
-      <w:r>
-        <w:t xml:space="preserve">3.1. Место исполнения обязательств: </w:t>
-      </w:r>
-      <w:r>
-        <w:t xml:space="preserve">143400, г. Красногорск, бул. Пушкина, д. 76, кв. 73</w:t>
-      </w:r>
-      <w:r>
-        <w:t xml:space="preserve">.</w:t>
-      </w:r>
-    </w:p>
-    <w:p>
-      <w:r>
-        <w:t xml:space="preserve">3.2. Уведомления направляются </w:t>
-      </w:r>
-      <w:r>
-        <w:t xml:space="preserve">Лебедеву Артёму Дмитриевичу</w:t>
-      </w:r>
-      <w:r>
-        <w:t xml:space="preserve"> по телефону </w:t>
-      </w:r>
-      <w:r>
-        <w:t xml:space="preserve">8-846-178-28-87</w:t>
-      </w:r>
-      <w:r>
-        <w:t xml:space="preserve">.</w:t>
-      </w:r>
-    </w:p>
-    <w:p>
-      <w:r>
-        <w:t xml:space="preserve">3.3. Срок исполнения обязательств — </w:t>
-      </w:r>
-      <w:r>
-        <w:t xml:space="preserve">в течение 5 рабочих дней с момента заключения контракта</w:t>
-      </w:r>
-      <w:r>
-        <w:t xml:space="preserve">.</w:t>
-      </w:r>
-    </w:p>
-    <w:p/>
-    <w:p>
-      <w:r>
-        <w:rPr>
-          <w:b/>
-        </w:rPr>
-        <w:t xml:space="preserve">4. ПРОЧИЕ УСЛОВИЯ</w:t>
-      </w:r>
-    </w:p>
-    <w:p>
-      <w:r>
-        <w:t xml:space="preserve">4.1. </w:t>
-      </w:r>
-      <w:r>
-        <w:t xml:space="preserve">Стороны несут ответственность за неисполнение или ненадлежащее исполнение обязательств в соответствии с законодательством Российской Федерации.</w:t>
-      </w:r>
-    </w:p>
-    <w:p>
-      <w:r>
-        <w:t xml:space="preserve">4.2. </w:t>
-      </w:r>
-      <w:r>
-        <w:t xml:space="preserve">Размер неустойки за нарушение сроков оплаты: </w:t>
-      </w:r>
-      <w:r>
-        <w:t xml:space="preserve">12% за каждый день просрочки</w:t>
-      </w:r>
-      <w:r>
-        <w:t xml:space="preserve">, но не более </w:t>
-      </w:r>
-      <w:r>
-        <w:t xml:space="preserve">15 (пятнадцать) процентов от цены Договора</w:t>
-      </w:r>
-      <w:r>
-        <w:t xml:space="preserve">. Предельный размер ответственности: </w:t>
-      </w:r>
-      <w:r>
-        <w:t xml:space="preserve">1/130 ключевой ставки ЦБ РФ от общей суммы счета</w:t>
-      </w:r>
-      <w:r>
-        <w:t xml:space="preserve">.</w:t>
-      </w:r>
-    </w:p>
-    <w:p>
-      <w:r>
-        <w:t xml:space="preserve">4.3. </w:t>
-      </w:r>
-      <w:r>
-        <w:t xml:space="preserve">Стороны освобождаются от ответственности при наступлении обстоятельств непреодолимой силы, если они прямо повлияли на исполнение обязательств.</w:t>
-      </w:r>
-    </w:p>
-    <w:p>
-      <w:r>
-        <w:t xml:space="preserve">4.4. </w:t>
-      </w:r>
-      <w:r>
-        <w:t xml:space="preserve">Сторона, для которой создалась невозможность исполнения, обязана уведомить другую Сторону. Срок уведомления — </w:t>
-      </w:r>
-      <w:r>
-        <w:t xml:space="preserve">в течение 12 месяцев с момента заключения контракта</w:t>
-      </w:r>
-      <w:r>
-        <w:t xml:space="preserve">.</w:t>
-      </w:r>
-    </w:p>
-    <w:p>
-      <w:r>
-        <w:t xml:space="preserve">4.5. </w:t>
-      </w:r>
-      <w:r>
-        <w:t xml:space="preserve">Все споры и разногласия решаются путём переговоров. Претензионный порядок обязателен, срок ответа на претензию — </w:t>
-      </w:r>
-      <w:r>
-        <w:t xml:space="preserve">в течение шестидесяти банковских дней с момента выставления счета</w:t>
-      </w:r>
-      <w:r>
-        <w:t xml:space="preserve">.</w:t>
-      </w:r>
-    </w:p>
-    <w:p/>
-    <w:p/>
-    <w:p/>
-    <w:p>
-      <w:r>
-        <w:rPr>
-          <w:b/>
-        </w:rPr>
-        <w:t xml:space="preserve">9. КОНТРОЛЬНЫЕ ВЕЛИЧИНЫ</w:t>
-      </w:r>
-    </w:p>
-    <w:p>
-      <w:r>
-        <w:t xml:space="preserve">9.1. Контрольная запись: </w:t>
-      </w:r>
-      <w:r>
-        <w:rPr>
-          <w:b/>
-        </w:rPr>
-        <w:t xml:space="preserve">92Ф-23</w:t>
-      </w:r>
-      <w:r>
-        <w:t xml:space="preserve">410/11-754Д</w:t>
-      </w:r>
-      <w:r>
-        <w:t xml:space="preserve">.</w:t>
-      </w:r>
-    </w:p>
-    <w:p>
-      <w:r>
-        <w:t xml:space="preserve">9.2. Контрольная запись: </w:t>
-      </w:r>
-      <w:r>
-        <w:rPr>
-          <w:b/>
-        </w:rPr>
-        <w:t xml:space="preserve">888</w:t>
-      </w:r>
-      <w:r>
-        <w:t xml:space="preserve">0000 рублей 0 коп.</w:t>
-      </w:r>
-      <w:r>
-        <w:t xml:space="preserve">.</w:t>
-      </w:r>
-    </w:p>
-    <w:p>
-      <w:r>
-        <w:t xml:space="preserve">9.3. Контрольная запись: </w:t>
-      </w:r>
-      <w:r>
-        <w:rPr>
-          <w:b/>
-        </w:rPr>
-        <w:t xml:space="preserve">1/1</w:t>
-      </w:r>
-      <w:r>
-        <w:t xml:space="preserve">50 ключевой ставки ЦБ РФ годовых</w:t>
-      </w:r>
-      <w:r>
-        <w:t xml:space="preserve">.</w:t>
-      </w:r>
-    </w:p>
-    <w:p>
-      <w:r>
-        <w:t xml:space="preserve">9.4. Контрольная запись (таблица):</w:t>
+    <w:p>
+      <w:r>
+        <w:t xml:space="preserve">2.5. </w:t>
+      </w:r>
+      <w:r>
+        <w:t xml:space="preserve">Товар маркирован штрихкодом </w:t>
+      </w:r>
+      <w:r>
+        <w:t xml:space="preserve">4604121405959</w:t>
+      </w:r>
+      <w:r>
+        <w:t xml:space="preserve">. Код контрагента по ОКПО — </w:t>
+      </w:r>
+      <w:r>
+        <w:t xml:space="preserve">5505817804</w:t>
+      </w:r>
+      <w:r>
+        <w:t xml:space="preserve">. Оборудование учтено под инвентарным номером </w:t>
+      </w:r>
+      <w:r>
+        <w:t xml:space="preserve">041285713</w:t>
+      </w:r>
+      <w:r>
+        <w:t xml:space="preserve">, складской позиции присвоен номер </w:t>
+      </w:r>
+      <w:r>
+        <w:t xml:space="preserve">151001864</w:t>
+      </w:r>
+      <w:r>
+        <w:t xml:space="preserve">.</w:t>
+      </w:r>
+    </w:p>
+    <w:p>
+      <w:r>
+        <w:t xml:space="preserve">2.6. </w:t>
+      </w:r>
+      <w:r>
+        <w:t xml:space="preserve">Оплата по счёту-фактуре на КБК </w:t>
+      </w:r>
+      <w:r>
+        <w:t xml:space="preserve">18210101011011000187</w:t>
+      </w:r>
+      <w:r>
+        <w:t xml:space="preserve">. ИНН не присвоен, регистрационный № </w:t>
+      </w:r>
+      <w:r>
+        <w:t xml:space="preserve">4564302971</w:t>
+      </w:r>
+      <w:r>
+        <w:t xml:space="preserve">. ИНН не присвоен, платёжный документ № </w:t>
+      </w:r>
+      <w:r>
+        <w:t xml:space="preserve">492817824276</w:t>
+      </w:r>
+      <w:r>
+        <w:t xml:space="preserve">. Заказчик действует в лице </w:t>
+      </w:r>
+      <w:r>
+        <w:t xml:space="preserve">уполномоченного представителя</w:t>
+      </w:r>
+      <w:r>
+        <w:t xml:space="preserve">, назначаемого приказом.</w:t>
+      </w:r>
+    </w:p>
+    <w:p>
+      <w:r>
+        <w:t xml:space="preserve">2.7. </w:t>
+      </w:r>
+      <w:r>
+        <w:t xml:space="preserve">Массовая доля влаги в товаре — </w:t>
+      </w:r>
+      <w:r>
+        <w:t xml:space="preserve">не более 10 %</w:t>
+      </w:r>
+      <w:r>
+        <w:t xml:space="preserve">. Товар подлежит хранению </w:t>
+      </w:r>
+      <w:r>
+        <w:t xml:space="preserve">в течение 24 часов</w:t>
+      </w:r>
+      <w:r>
+        <w:t xml:space="preserve"> при температуре не выше +4 °C. Срок исковой давности по требованиям, вытекающим из Договора, составляет </w:t>
+      </w:r>
+      <w:r>
+        <w:t xml:space="preserve">в течение трёх лет</w:t>
+      </w:r>
+      <w:r>
+        <w:t xml:space="preserve">, как установлено статьёй 196 Гражданского кодекса Российской Федерации. Обработка данных ведётся согласно Федеральному закону от 27.07.2006 № 152-ФЗ </w:t>
+      </w:r>
+      <w:r>
+        <w:t xml:space="preserve">«О персональных данных»</w:t>
+      </w:r>
+      <w:r>
+        <w:t xml:space="preserve">. Товар поставляется под маркой </w:t>
+      </w:r>
+      <w:r>
+        <w:t xml:space="preserve">«Стандарт»</w:t>
+      </w:r>
+      <w:r>
+        <w:t xml:space="preserve">. Влажность определяется </w:t>
+      </w:r>
+      <w:r>
+        <w:t xml:space="preserve">по методу Кьельдаля</w:t>
+      </w:r>
+      <w:r>
+        <w:t xml:space="preserve">. Споры передаются на рассмотрение в Арбитражный суд </w:t>
+      </w:r>
+      <w:r>
+        <w:t xml:space="preserve">города Москвы</w:t>
+      </w:r>
+      <w:r>
+        <w:t xml:space="preserve">.</w:t>
       </w:r>
     </w:p>
     <w:tbl>
@@ -536,7 +456,7 @@
           </w:tcPr>
           <w:p>
             <w:r>
-              <w:t xml:space="preserve">не позднее 18.01.20</w:t>
+              <w:t xml:space="preserve">8</w:t>
             </w:r>
           </w:p>
         </w:tc>
@@ -546,7 +466,7 @@
           </w:tcPr>
           <w:p>
             <w:r>
-              <w:t xml:space="preserve">25</w:t>
+              <w:t xml:space="preserve">3057784089</w:t>
             </w:r>
           </w:p>
         </w:tc>
@@ -558,10 +478,194 @@
         <w:rPr>
           <w:b/>
         </w:rPr>
-        <w:t xml:space="preserve">РЕКВИЗИТЫ И ПОДПИСИ СТОРОН</w:t>
-      </w:r>
-    </w:p>
-    <w:p/>
+        <w:t xml:space="preserve">3. МЕСТО И СРОКИ ИСПОЛНЕНИЯ</w:t>
+      </w:r>
+    </w:p>
+    <w:p>
+      <w:r>
+        <w:t xml:space="preserve">3.1. Место исполнения обязательств: </w:t>
+      </w:r>
+      <w:r>
+        <w:t xml:space="preserve">143000, г. Одинцово, проезд Полевая, д. 65, кв. 14</w:t>
+      </w:r>
+      <w:r>
+        <w:t xml:space="preserve">.</w:t>
+      </w:r>
+    </w:p>
+    <w:p>
+      <w:r>
+        <w:t xml:space="preserve">3.2. Уведомления направляются </w:t>
+      </w:r>
+      <w:r>
+        <w:t xml:space="preserve">Лебедеву Артёму Дмитриевичу</w:t>
+      </w:r>
+      <w:r>
+        <w:t xml:space="preserve"> по телефону </w:t>
+      </w:r>
+      <w:r>
+        <w:t xml:space="preserve">+7 (843) 988-35-20 доб. 649</w:t>
+      </w:r>
+      <w:r>
+        <w:t xml:space="preserve">.</w:t>
+      </w:r>
+    </w:p>
+    <w:p>
+      <w:r>
+        <w:t xml:space="preserve">3.3. Срок исполнения обязательств — </w:t>
+      </w:r>
+      <w:r>
+        <w:t xml:space="preserve">в течение 3 рабочих дней с момента заключения контракта</w:t>
+      </w:r>
+      <w:r>
+        <w:t xml:space="preserve">.</w:t>
+      </w:r>
+    </w:p>
+    <w:p/>
+    <w:p>
+      <w:r>
+        <w:rPr>
+          <w:b/>
+        </w:rPr>
+        <w:t xml:space="preserve">4. ПРОЧИЕ УСЛОВИЯ</w:t>
+      </w:r>
+    </w:p>
+    <w:p>
+      <w:r>
+        <w:t xml:space="preserve">4.1. </w:t>
+      </w:r>
+      <w:r>
+        <w:t xml:space="preserve">Стороны несут ответственность за неисполнение или ненадлежащее исполнение обязательств в соответствии с законодательством Российской Федерации.</w:t>
+      </w:r>
+    </w:p>
+    <w:p>
+      <w:r>
+        <w:t xml:space="preserve">4.2. </w:t>
+      </w:r>
+      <w:r>
+        <w:t xml:space="preserve">Размер неустойки за нарушение сроков оплаты: </w:t>
+      </w:r>
+      <w:r>
+        <w:t xml:space="preserve">20% за каждый день просрочки</w:t>
+      </w:r>
+      <w:r>
+        <w:t xml:space="preserve">, но не более </w:t>
+      </w:r>
+      <w:r>
+        <w:t xml:space="preserve">20 (двадцать) процентов от цены Договора</w:t>
+      </w:r>
+      <w:r>
+        <w:t xml:space="preserve">. Предельный размер ответственности: </w:t>
+      </w:r>
+      <w:r>
+        <w:t xml:space="preserve">1/130 ключевой ставки ЦБ РФ от общей суммы счета</w:t>
+      </w:r>
+      <w:r>
+        <w:t xml:space="preserve">.</w:t>
+      </w:r>
+    </w:p>
+    <w:p>
+      <w:r>
+        <w:t xml:space="preserve">4.3. </w:t>
+      </w:r>
+      <w:r>
+        <w:t xml:space="preserve">Стороны освобождаются от ответственности при наступлении обстоятельств непреодолимой силы, если они прямо повлияли на исполнение обязательств.</w:t>
+      </w:r>
+    </w:p>
+    <w:p>
+      <w:r>
+        <w:t xml:space="preserve">4.4. </w:t>
+      </w:r>
+      <w:r>
+        <w:t xml:space="preserve">Сторона, для которой создалась невозможность исполнения, обязана уведомить другую Сторону. Срок уведомления — </w:t>
+      </w:r>
+      <w:r>
+        <w:t xml:space="preserve">в течение 36 месяцев с момента заключения контракта</w:t>
+      </w:r>
+      <w:r>
+        <w:t xml:space="preserve">.</w:t>
+      </w:r>
+    </w:p>
+    <w:p>
+      <w:r>
+        <w:t xml:space="preserve">4.5. </w:t>
+      </w:r>
+      <w:r>
+        <w:t xml:space="preserve">Все споры и разногласия решаются путём переговоров. Претензионный порядок обязателен, срок ответа на претензию — </w:t>
+      </w:r>
+      <w:r>
+        <w:t xml:space="preserve">в течение шестидесяти банковских дней с момента выставления счета</w:t>
+      </w:r>
+      <w:r>
+        <w:t xml:space="preserve">.</w:t>
+      </w:r>
+    </w:p>
+    <w:p/>
+    <w:p/>
+    <w:p/>
+    <w:p>
+      <w:r>
+        <w:rPr>
+          <w:b/>
+        </w:rPr>
+        <w:t xml:space="preserve">9. КОНТРОЛЬНЫЕ ВЕЛИЧИНЫ</w:t>
+      </w:r>
+    </w:p>
+    <w:p>
+      <w:r>
+        <w:t xml:space="preserve">9.1. Контрольная запись: </w:t>
+      </w:r>
+      <w:r>
+        <w:rPr>
+          <w:b/>
+        </w:rPr>
+        <w:t xml:space="preserve">85Ф-40</w:t>
+      </w:r>
+      <w:r>
+        <w:t xml:space="preserve">430/25-366Д</w:t>
+      </w:r>
+      <w:r>
+        <w:t xml:space="preserve">.</w:t>
+      </w:r>
+    </w:p>
+    <w:p>
+      <w:r>
+        <w:t xml:space="preserve">9.2. Контрольная запись: </w:t>
+      </w:r>
+      <w:r>
+        <w:rPr>
+          <w:b/>
+        </w:rPr>
+        <w:t xml:space="preserve">3260</w:t>
+      </w:r>
+      <w:r>
+        <w:t xml:space="preserve">0000 рублей 0 коп.</w:t>
+      </w:r>
+      <w:r>
+        <w:t xml:space="preserve">.</w:t>
+      </w:r>
+    </w:p>
+    <w:p>
+      <w:r>
+        <w:t xml:space="preserve">9.3. Контрольная запись: </w:t>
+      </w:r>
+      <w:r>
+        <w:rPr>
+          <w:b/>
+        </w:rPr>
+        <w:t xml:space="preserve">1/1</w:t>
+      </w:r>
+      <w:r>
+        <w:t xml:space="preserve">50 ключевой ставки ЦБ РФ годовых</w:t>
+      </w:r>
+      <w:r>
+        <w:t xml:space="preserve">.</w:t>
+      </w:r>
+    </w:p>
+    <w:p>
+      <w:r>
+        <w:t xml:space="preserve">9.4. Контрольная запись (таблица):</w:t>
+      </w:r>
+    </w:p>
     <w:tbl>
       <w:tblPr>
         <w:tblW w:w="9360" w:type="dxa"/>
@@ -585,96 +689,7 @@
           </w:tcPr>
           <w:p>
             <w:r>
-              <w:rPr>
-                <w:b/>
-              </w:rPr>
-              <w:t xml:space="preserve">Арендодатель:</w:t>
-            </w:r>
-          </w:p>
-          <w:p>
-            <w:r>
-              <w:t xml:space="preserve">Индивидуальный предприниматель </w:t>
-            </w:r>
-            <w:r>
-              <w:t xml:space="preserve">Попов Павел Петрович</w:t>
-            </w:r>
-          </w:p>
-          <w:p>
-            <w:r>
-              <w:t xml:space="preserve">Адрес регистрации: </w:t>
-            </w:r>
-            <w:r>
-              <w:t xml:space="preserve">443010, г. Самара, наб. Полевая, д. 40, кв. 121</w:t>
-            </w:r>
-          </w:p>
-          <w:p>
-            <w:r>
-              <w:t xml:space="preserve">ИНН </w:t>
-            </w:r>
-            <w:r>
-              <w:t xml:space="preserve">361220201569</w:t>
-            </w:r>
-            <w:r>
-              <w:t xml:space="preserve"> ОГРНИП </w:t>
-            </w:r>
-            <w:r>
-              <w:t xml:space="preserve">309848416157618</w:t>
-            </w:r>
-          </w:p>
-          <w:p>
-            <w:r>
-              <w:t xml:space="preserve">р/с </w:t>
-            </w:r>
-            <w:r>
-              <w:t xml:space="preserve">40802810734041341318</w:t>
-            </w:r>
-            <w:r>
-              <w:t xml:space="preserve"> в ПАО Сбербанк</w:t>
-            </w:r>
-            <w:r>
-              <w:t xml:space="preserve">, БИК </w:t>
-            </w:r>
-            <w:r>
-              <w:t xml:space="preserve">044525225</w:t>
-            </w:r>
-          </w:p>
-          <w:p>
-            <w:r>
-              <w:t xml:space="preserve">Тел.: </w:t>
-            </w:r>
-            <w:r>
-              <w:t xml:space="preserve">8-812-830-70-96</w:t>
-            </w:r>
-          </w:p>
-          <w:p>
-            <w:r>
-              <w:t xml:space="preserve">E-mail: </w:t>
-            </w:r>
-            <w:r>
-              <w:t xml:space="preserve">popov@mail.ru</w:t>
-            </w:r>
-          </w:p>
-          <w:p/>
-          <w:p>
-            <w:r>
-              <w:t xml:space="preserve">ИП ______________ </w:t>
-            </w:r>
-            <w:r>
-              <w:t xml:space="preserve">Попов П. П.</w:t>
-            </w:r>
-          </w:p>
-          <w:p>
-            <w:r>
-              <w:t xml:space="preserve">Согласовано: </w:t>
-            </w:r>
-            <w:r>
-              <w:rPr>
-                <w:b/>
-              </w:rPr>
-              <w:t xml:space="preserve">Попов Паве</w:t>
-            </w:r>
-            <w:r>
-              <w:t xml:space="preserve">л Петрович</w:t>
+              <w:t xml:space="preserve">не позднее 12.12.20</w:t>
             </w:r>
           </w:p>
         </w:tc>
@@ -684,6 +699,144 @@
           </w:tcPr>
           <w:p>
             <w:r>
+              <w:t xml:space="preserve">26</w:t>
+            </w:r>
+          </w:p>
+        </w:tc>
+      </w:tr>
+    </w:tbl>
+    <w:p/>
+    <w:p>
+      <w:r>
+        <w:rPr>
+          <w:b/>
+        </w:rPr>
+        <w:t xml:space="preserve">РЕКВИЗИТЫ И ПОДПИСИ СТОРОН</w:t>
+      </w:r>
+    </w:p>
+    <w:p/>
+    <w:tbl>
+      <w:tblPr>
+        <w:tblW w:w="9360" w:type="dxa"/>
+        <w:tblBorders>
+          <w:top w:val="single" w:sz="4" w:color="auto"/>
+          <w:left w:val="single" w:sz="4" w:color="auto"/>
+          <w:bottom w:val="single" w:sz="4" w:color="auto"/>
+          <w:right w:val="single" w:sz="4" w:color="auto"/>
+          <w:insideH w:val="single" w:sz="4" w:color="auto"/>
+          <w:insideV w:val="single" w:sz="4" w:color="auto"/>
+        </w:tblBorders>
+      </w:tblPr>
+      <w:tblGrid>
+        <w:gridCol w:w="4680"/>
+        <w:gridCol w:w="4680"/>
+      </w:tblGrid>
+      <w:tr>
+        <w:tc>
+          <w:tcPr>
+            <w:tcW w:w="4680" w:type="dxa"/>
+          </w:tcPr>
+          <w:p>
+            <w:r>
+              <w:rPr>
+                <w:b/>
+              </w:rPr>
+              <w:t xml:space="preserve">Арендодатель:</w:t>
+            </w:r>
+          </w:p>
+          <w:p>
+            <w:r>
+              <w:t xml:space="preserve">Индивидуальный предприниматель </w:t>
+            </w:r>
+            <w:r>
+              <w:t xml:space="preserve">Попов Павел Петрович</w:t>
+            </w:r>
+          </w:p>
+          <w:p>
+            <w:r>
+              <w:t xml:space="preserve">Адрес регистрации: </w:t>
+            </w:r>
+            <w:r>
+              <w:t xml:space="preserve">170100, г. Тверь, наб. Гагарина, д. 46, кв. 181</w:t>
+            </w:r>
+          </w:p>
+          <w:p>
+            <w:r>
+              <w:t xml:space="preserve">ИНН </w:t>
+            </w:r>
+            <w:r>
+              <w:t xml:space="preserve">361220201569</w:t>
+            </w:r>
+            <w:r>
+              <w:t xml:space="preserve"> ОГРНИП </w:t>
+            </w:r>
+            <w:r>
+              <w:t xml:space="preserve">309848416157618</w:t>
+            </w:r>
+          </w:p>
+          <w:p>
+            <w:r>
+              <w:t xml:space="preserve">р/с </w:t>
+            </w:r>
+            <w:r>
+              <w:t xml:space="preserve">40802810734041341318</w:t>
+            </w:r>
+            <w:r>
+              <w:t xml:space="preserve"> в ПАО Сбербанк</w:t>
+            </w:r>
+            <w:r>
+              <w:t xml:space="preserve">, БИК </w:t>
+            </w:r>
+            <w:r>
+              <w:t xml:space="preserve">044525225</w:t>
+            </w:r>
+          </w:p>
+          <w:p>
+            <w:r>
+              <w:t xml:space="preserve">Тел.: </w:t>
+            </w:r>
+            <w:r>
+              <w:t xml:space="preserve">8(843)6447636</w:t>
+            </w:r>
+          </w:p>
+          <w:p>
+            <w:r>
+              <w:t xml:space="preserve">E-mail: </w:t>
+            </w:r>
+            <w:r>
+              <w:t xml:space="preserve">popov@list.ru</w:t>
+            </w:r>
+          </w:p>
+          <w:p/>
+          <w:p>
+            <w:r>
+              <w:t xml:space="preserve">ИП ______________ </w:t>
+            </w:r>
+            <w:r>
+              <w:t xml:space="preserve">Попов П. П.</w:t>
+            </w:r>
+          </w:p>
+          <w:p>
+            <w:r>
+              <w:t xml:space="preserve">Согласовано: </w:t>
+            </w:r>
+            <w:r>
+              <w:rPr>
+                <w:b/>
+              </w:rPr>
+              <w:t xml:space="preserve">Попов Паве</w:t>
+            </w:r>
+            <w:r>
+              <w:t xml:space="preserve">л Петрович</w:t>
+            </w:r>
+          </w:p>
+        </w:tc>
+        <w:tc>
+          <w:tcPr>
+            <w:tcW w:w="4680" w:type="dxa"/>
+          </w:tcPr>
+          <w:p>
+            <w:r>
               <w:rPr>
                 <w:b/>
               </w:rPr>
@@ -703,7 +856,7 @@
               <w:t xml:space="preserve">Адрес регистрации: </w:t>
             </w:r>
             <w:r>
-              <w:t xml:space="preserve">630099, г. Новосибирск, просп. Победы, д. 24, кв. 176</w:t>
+              <w:t xml:space="preserve">394000, г. Воронеж, наб. Космонавтов, д. 56, кв. 180</w:t>
             </w:r>
           </w:p>
           <w:p>
@@ -742,7 +895,7 @@
               <w:t xml:space="preserve">Тел.: </w:t>
             </w:r>
             <w:r>
-              <w:t xml:space="preserve">8-846-246-63-78</w:t>
+              <w:t xml:space="preserve">+7 846 334 57 49</w:t>
             </w:r>
           </w:p>
           <w:p>
@@ -809,13 +962,13 @@
       <w:t xml:space="preserve">Исполнитель документа: </w:t>
     </w:r>
     <w:r>
-      <w:t xml:space="preserve">Волков Р. М.</w:t>
+      <w:t xml:space="preserve">Беляев Н. Д.</w:t>
     </w:r>
     <w:r>
       <w:t xml:space="preserve">, тел. </w:t>
     </w:r>
     <w:r>
-      <w:t xml:space="preserve">8(846)5409910</w:t>
+      <w:t xml:space="preserve">8(383)1387954</w:t>
     </w:r>
   </w:p>
 </w:ftr>

--- a/tests/corpus_v2/docs/lease_0010.docx
+++ b/tests/corpus_v2/docs/lease_0010.docx
@@ -54,7 +54,7 @@
         <w:t xml:space="preserve">, ИНН </w:t>
       </w:r>
       <w:r>
-        <w:t xml:space="preserve">361220201569</w:t>
+        <w:t xml:space="preserve">361220201568</w:t>
       </w:r>
       <w:r>
         <w:t xml:space="preserve">, именуемый в дальнейшем «Арендодатель», действующий на основании свидетельства о государственной регистрации</w:t>
@@ -72,7 +72,7 @@
         <w:t xml:space="preserve">, ИНН </w:t>
       </w:r>
       <w:r>
-        <w:t xml:space="preserve">417855050890</w:t>
+        <w:t xml:space="preserve">417855050899</w:t>
       </w:r>
       <w:r>
         <w:t xml:space="preserve">, именуемый в дальнейшем «Арендатор», действующий на основании свидетельства о государственной регистрации</w:t>
@@ -486,7 +486,7 @@
         <w:t xml:space="preserve">3.1. Место исполнения обязательств: </w:t>
       </w:r>
       <w:r>
-        <w:t xml:space="preserve">143000, г. Одинцово, проезд Полевая, д. 65, кв. 14</w:t>
+        <w:t xml:space="preserve">а/я 11, г. Воронеж, 394000</w:t>
       </w:r>
       <w:r>
         <w:t xml:space="preserve">.</w:t>
@@ -503,7 +503,7 @@
         <w:t xml:space="preserve"> по телефону </w:t>
       </w:r>
       <w:r>
-        <w:t xml:space="preserve">+7 (843) 988-35-20 доб. 649</w:t>
+        <w:t xml:space="preserve">+7 (383) 163-76-21</w:t>
       </w:r>
       <w:r>
         <w:t xml:space="preserve">.</w:t>
@@ -514,7 +514,7 @@
         <w:t xml:space="preserve">3.3. Срок исполнения обязательств — </w:t>
       </w:r>
       <w:r>
-        <w:t xml:space="preserve">в течение 3 рабочих дней с момента заключения контракта</w:t>
+        <w:t xml:space="preserve">в течение 60 рабочих дней с момента заключения контракта</w:t>
       </w:r>
       <w:r>
         <w:t xml:space="preserve">.</w:t>
@@ -551,7 +551,7 @@
         <w:t xml:space="preserve">, но не более </w:t>
       </w:r>
       <w:r>
-        <w:t xml:space="preserve">20 (двадцать) процентов от цены Договора</w:t>
+        <w:t xml:space="preserve">10 (десять) процентов от цены Договора</w:t>
       </w:r>
       <w:r>
         <w:t xml:space="preserve">. Предельный размер ответственности: </w:t>
@@ -579,7 +579,7 @@
         <w:t xml:space="preserve">Сторона, для которой создалась невозможность исполнения, обязана уведомить другую Сторону. Срок уведомления — </w:t>
       </w:r>
       <w:r>
-        <w:t xml:space="preserve">в течение 36 месяцев с момента заключения контракта</w:t>
+        <w:t xml:space="preserve">в течение 12 месяцев с момента заключения контракта</w:t>
       </w:r>
       <w:r>
         <w:t xml:space="preserve">.</w:t>
@@ -593,7 +593,7 @@
         <w:t xml:space="preserve">Все споры и разногласия решаются путём переговоров. Претензионный порядок обязателен, срок ответа на претензию — </w:t>
       </w:r>
       <w:r>
-        <w:t xml:space="preserve">в течение шестидесяти банковских дней с момента выставления счета</w:t>
+        <w:t xml:space="preserve">в течение четырнадцати банковских дней с момента выставления счета</w:t>
       </w:r>
       <w:r>
         <w:t xml:space="preserve">.</w:t>
@@ -618,10 +618,10 @@
         <w:rPr>
           <w:b/>
         </w:rPr>
-        <w:t xml:space="preserve">85Ф-40</w:t>
-      </w:r>
-      <w:r>
-        <w:t xml:space="preserve">430/25-366Д</w:t>
+        <w:t xml:space="preserve">92Ф-61</w:t>
+      </w:r>
+      <w:r>
+        <w:t xml:space="preserve">911/12-356Д</w:t>
       </w:r>
       <w:r>
         <w:t xml:space="preserve">.</w:t>
@@ -635,7 +635,7 @@
         <w:rPr>
           <w:b/>
         </w:rPr>
-        <w:t xml:space="preserve">3260</w:t>
+        <w:t xml:space="preserve">9870</w:t>
       </w:r>
       <w:r>
         <w:t xml:space="preserve">0000 рублей 0 коп.</w:t>
@@ -689,7 +689,7 @@
           </w:tcPr>
           <w:p>
             <w:r>
-              <w:t xml:space="preserve">не позднее 12.12.20</w:t>
+              <w:t xml:space="preserve">не позднее 06.11.20</w:t>
             </w:r>
           </w:p>
         </w:tc>
@@ -757,7 +757,7 @@
               <w:t xml:space="preserve">Адрес регистрации: </w:t>
             </w:r>
             <w:r>
-              <w:t xml:space="preserve">170100, г. Тверь, наб. Гагарина, д. 46, кв. 181</w:t>
+              <w:t xml:space="preserve">а/я 44, г. Екатеринбург, 620014</w:t>
             </w:r>
           </w:p>
           <w:p>
@@ -765,13 +765,13 @@
               <w:t xml:space="preserve">ИНН </w:t>
             </w:r>
             <w:r>
-              <w:t xml:space="preserve">361220201569</w:t>
+              <w:t xml:space="preserve">361220201568</w:t>
             </w:r>
             <w:r>
               <w:t xml:space="preserve"> ОГРНИП </w:t>
             </w:r>
             <w:r>
-              <w:t xml:space="preserve">309848416157618</w:t>
+              <w:t xml:space="preserve">309848416157617</w:t>
             </w:r>
           </w:p>
           <w:p>
@@ -779,7 +779,7 @@
               <w:t xml:space="preserve">р/с </w:t>
             </w:r>
             <w:r>
-              <w:t xml:space="preserve">40802810734041341318</w:t>
+              <w:t xml:space="preserve">40802810634041341318</w:t>
             </w:r>
             <w:r>
               <w:t xml:space="preserve"> в ПАО Сбербанк</w:t>
@@ -796,7 +796,7 @@
               <w:t xml:space="preserve">Тел.: </w:t>
             </w:r>
             <w:r>
-              <w:t xml:space="preserve">8(843)6447636</w:t>
+              <w:t xml:space="preserve">+7 (846) 552-99-65</w:t>
             </w:r>
           </w:p>
           <w:p>
@@ -804,7 +804,7 @@
               <w:t xml:space="preserve">E-mail: </w:t>
             </w:r>
             <w:r>
-              <w:t xml:space="preserve">popov@list.ru</w:t>
+              <w:t xml:space="preserve">popov@romashka.ru</w:t>
             </w:r>
           </w:p>
           <w:p/>
@@ -856,7 +856,7 @@
               <w:t xml:space="preserve">Адрес регистрации: </w:t>
             </w:r>
             <w:r>
-              <w:t xml:space="preserve">394000, г. Воронеж, наб. Космонавтов, д. 56, кв. 180</w:t>
+              <w:t xml:space="preserve">а/я 19, г. Новосибирск, 630099</w:t>
             </w:r>
           </w:p>
           <w:p>
@@ -864,13 +864,13 @@
               <w:t xml:space="preserve">ИНН </w:t>
             </w:r>
             <w:r>
-              <w:t xml:space="preserve">417855050890</w:t>
+              <w:t xml:space="preserve">417855050899</w:t>
             </w:r>
             <w:r>
               <w:t xml:space="preserve"> ОГРНИП </w:t>
             </w:r>
             <w:r>
-              <w:t xml:space="preserve">315354451633792</w:t>
+              <w:t xml:space="preserve">315354451633791</w:t>
             </w:r>
           </w:p>
           <w:p>
@@ -878,7 +878,7 @@
               <w:t xml:space="preserve">р/с </w:t>
             </w:r>
             <w:r>
-              <w:t xml:space="preserve">40802810555660918343</w:t>
+              <w:t xml:space="preserve">40802810455660918343</w:t>
             </w:r>
             <w:r>
               <w:t xml:space="preserve"> в ПАО Сбербанк</w:t>
@@ -895,7 +895,7 @@
               <w:t xml:space="preserve">Тел.: </w:t>
             </w:r>
             <w:r>
-              <w:t xml:space="preserve">+7 846 334 57 49</w:t>
+              <w:t xml:space="preserve">+7 (846) 423-44-80</w:t>
             </w:r>
           </w:p>
           <w:p>
@@ -903,7 +903,7 @@
               <w:t xml:space="preserve">E-mail: </w:t>
             </w:r>
             <w:r>
-              <w:t xml:space="preserve">lebedev@bk.ru</w:t>
+              <w:t xml:space="preserve">lebedev@romashka.ru</w:t>
             </w:r>
           </w:p>
           <w:p/>
@@ -918,6 +918,48 @@
         </w:tc>
       </w:tr>
     </w:tbl>
+    <w:p/>
+    <w:p>
+      <w:r>
+        <w:rPr>
+          <w:b/>
+        </w:rPr>
+        <w:t xml:space="preserve">ПРИЛОЖЕНИЕ № 1</w:t>
+      </w:r>
+      <w:r>
+        <w:rPr>
+          <w:b/>
+        </w:rPr>
+        <w:t xml:space="preserve"> к Договору</w:t>
+      </w:r>
+    </w:p>
+    <w:p>
+      <w:r>
+        <w:t xml:space="preserve">Адрес склада грузополучателя: </w:t>
+      </w:r>
+      <w:r>
+        <w:t xml:space="preserve">а/я 17, г. Тверь, 170100</w:t>
+      </w:r>
+      <w:r>
+        <w:t xml:space="preserve">.</w:t>
+      </w:r>
+    </w:p>
+    <w:p>
+      <w:r>
+        <w:t xml:space="preserve">Кладовщик: </w:t>
+      </w:r>
+      <w:r>
+        <w:t xml:space="preserve">Новиков Павел Сергеевич</w:t>
+      </w:r>
+    </w:p>
+    <w:p>
+      <w:r>
+        <w:t xml:space="preserve">Тел. склада: </w:t>
+      </w:r>
+      <w:r>
+        <w:t xml:space="preserve">+7 (843) 379-26-45</w:t>
+      </w:r>
+    </w:p>
     <w:p/>
     <w:p>
       <w:r>
@@ -962,13 +1004,13 @@
       <w:t xml:space="preserve">Исполнитель документа: </w:t>
     </w:r>
     <w:r>
-      <w:t xml:space="preserve">Беляев Н. Д.</w:t>
+      <w:t xml:space="preserve">Волков П. А.</w:t>
     </w:r>
     <w:r>
       <w:t xml:space="preserve">, тел. </w:t>
     </w:r>
     <w:r>
-      <w:t xml:space="preserve">8(383)1387954</w:t>
+      <w:t xml:space="preserve">8(843)1351929</w:t>
     </w:r>
   </w:p>
 </w:ftr>

--- a/tests/corpus_v2/docs/lease_0010.docx
+++ b/tests/corpus_v2/docs/lease_0010.docx
@@ -472,6 +472,93 @@
         </w:tc>
       </w:tr>
     </w:tbl>
+    <w:p>
+      <w:r>
+        <w:t xml:space="preserve">2.8. </w:t>
+      </w:r>
+      <w:r>
+        <w:t xml:space="preserve">Платёж по налогу перечисляется на код бюджетной классификации </w:t>
+      </w:r>
+      <w:r>
+        <w:t xml:space="preserve">182 101 010 110 110 001 10</w:t>
+      </w:r>
+      <w:r>
+        <w:t xml:space="preserve">, получатель — территориальный орган Федерального казначейства.</w:t>
+      </w:r>
+    </w:p>
+    <w:p>
+      <w:r>
+        <w:t xml:space="preserve">2.9. </w:t>
+      </w:r>
+      <w:r>
+        <w:t xml:space="preserve">Полномочия подтверждаются свидетельством о рождении, выдано </w:t>
+      </w:r>
+      <w:r>
+        <w:t xml:space="preserve">27.11.2018</w:t>
+      </w:r>
+      <w:r>
+        <w:t xml:space="preserve"> отделом ЗАГС.</w:t>
+      </w:r>
+    </w:p>
+    <w:tbl>
+      <w:tblPr>
+        <w:tblW w:w="9360" w:type="dxa"/>
+        <w:tblBorders>
+          <w:top w:val="single" w:sz="4" w:color="auto"/>
+          <w:left w:val="single" w:sz="4" w:color="auto"/>
+          <w:bottom w:val="single" w:sz="4" w:color="auto"/>
+          <w:right w:val="single" w:sz="4" w:color="auto"/>
+          <w:insideH w:val="single" w:sz="4" w:color="auto"/>
+          <w:insideV w:val="single" w:sz="4" w:color="auto"/>
+        </w:tblBorders>
+      </w:tblPr>
+      <w:tblGrid>
+        <w:gridCol w:w="4680"/>
+        <w:gridCol w:w="4680"/>
+      </w:tblGrid>
+      <w:tr>
+        <w:tc>
+          <w:tcPr>
+            <w:tcW w:w="4680" w:type="dxa"/>
+          </w:tcPr>
+          <w:p>
+            <w:r>
+              <w:t xml:space="preserve">2</w:t>
+            </w:r>
+          </w:p>
+        </w:tc>
+        <w:tc>
+          <w:tcPr>
+            <w:tcW w:w="4680" w:type="dxa"/>
+          </w:tcPr>
+          <w:p>
+            <w:r>
+              <w:t xml:space="preserve">РУБ.</w:t>
+            </w:r>
+          </w:p>
+        </w:tc>
+      </w:tr>
+    </w:tbl>
+    <w:p>
+      <w:r>
+        <w:t xml:space="preserve">2.10. </w:t>
+      </w:r>
+      <w:r>
+        <w:t xml:space="preserve">Поставке подлежит насос модели </w:t>
+      </w:r>
+      <w:r>
+        <w:t xml:space="preserve">ЭЦВ-6-10-80h</w:t>
+      </w:r>
+      <w:r>
+        <w:t xml:space="preserve"> и кабель марки </w:t>
+      </w:r>
+      <w:r>
+        <w:t xml:space="preserve">ВВГнг(А)-LSt</w:t>
+      </w:r>
+      <w:r>
+        <w:t xml:space="preserve">.</w:t>
+      </w:r>
+    </w:p>
     <w:p/>
     <w:p>
       <w:r>
@@ -486,7 +573,7 @@
         <w:t xml:space="preserve">3.1. Место исполнения обязательств: </w:t>
       </w:r>
       <w:r>
-        <w:t xml:space="preserve">а/я 11, г. Воронеж, 394000</w:t>
+        <w:t xml:space="preserve">а/я 8, г. Одинцово, 143000</w:t>
       </w:r>
       <w:r>
         <w:t xml:space="preserve">.</w:t>
@@ -503,7 +590,7 @@
         <w:t xml:space="preserve"> по телефону </w:t>
       </w:r>
       <w:r>
-        <w:t xml:space="preserve">+7 (383) 163-76-21</w:t>
+        <w:t xml:space="preserve">+7 (846) 631-21-85</w:t>
       </w:r>
       <w:r>
         <w:t xml:space="preserve">.</w:t>

--- a/tests/corpus_v2/docs/lease_0010.docx
+++ b/tests/corpus_v2/docs/lease_0010.docx
@@ -112,7 +112,7 @@
         <w:t xml:space="preserve">Срок передачи помещения по акту приёма-передачи — </w:t>
       </w:r>
       <w:r>
-        <w:t xml:space="preserve">в течение 45 (Сорока пяти) календарных дней с момента выставления счета</w:t>
+        <w:t xml:space="preserve">в течение 20 (Двадцати) календарных дней с момента выставления счета</w:t>
       </w:r>
       <w:r>
         <w:t xml:space="preserve">.</w:t>
@@ -138,6 +138,101 @@
       </w:r>
       <w:r>
         <w:t xml:space="preserve">Арендатор обязан поддерживать помещение в исправном состоянии и производить текущий ремонт за свой счёт.</w:t>
+      </w:r>
+    </w:p>
+    <w:p>
+      <w:r>
+        <w:t xml:space="preserve">1.5. </w:t>
+      </w:r>
+      <w:r>
+        <w:t xml:space="preserve">Отгрузка оформляется товарной накладной № </w:t>
+      </w:r>
+      <w:r>
+        <w:t xml:space="preserve">045468904</w:t>
+      </w:r>
+      <w:r>
+        <w:t xml:space="preserve">. Номенклатурный номер позиции — </w:t>
+      </w:r>
+      <w:r>
+        <w:t xml:space="preserve">044765759</w:t>
+      </w:r>
+      <w:r>
+        <w:t xml:space="preserve">. Изделию присвоен заводской номер </w:t>
+      </w:r>
+      <w:r>
+        <w:t xml:space="preserve">047716374</w:t>
+      </w:r>
+      <w:r>
+        <w:t xml:space="preserve">.</w:t>
+      </w:r>
+    </w:p>
+    <w:p>
+      <w:r>
+        <w:t xml:space="preserve">1.6. </w:t>
+      </w:r>
+      <w:r>
+        <w:t xml:space="preserve">Расходы отражаются по коду цели </w:t>
+      </w:r>
+      <w:r>
+        <w:t xml:space="preserve">043373248</w:t>
+      </w:r>
+      <w:r>
+        <w:t xml:space="preserve">, предусмотренному приказом Минфина России № 157н. </w:t>
+      </w:r>
+      <w:r>
+        <w:t xml:space="preserve">БИК не указан, номер заявки — </w:t>
+      </w:r>
+      <w:r>
+        <w:t xml:space="preserve">042484386</w:t>
+      </w:r>
+      <w:r>
+        <w:t xml:space="preserve">.</w:t>
+      </w:r>
+    </w:p>
+    <w:p>
+      <w:r>
+        <w:t xml:space="preserve">1.7. </w:t>
+      </w:r>
+      <w:r>
+        <w:t xml:space="preserve">Учёт потребления ведётся по лицевому счёту </w:t>
+      </w:r>
+      <w:r>
+        <w:t xml:space="preserve">80496681366</w:t>
+      </w:r>
+      <w:r>
+        <w:t xml:space="preserve">. Приложение учтено за номером </w:t>
+      </w:r>
+      <w:r>
+        <w:t xml:space="preserve">87396321328</w:t>
+      </w:r>
+      <w:r>
+        <w:t xml:space="preserve">. Прибор учёта имеет заводской номер </w:t>
+      </w:r>
+      <w:r>
+        <w:t xml:space="preserve">82734923473</w:t>
+      </w:r>
+      <w:r>
+        <w:t xml:space="preserve">.</w:t>
+      </w:r>
+    </w:p>
+    <w:p>
+      <w:r>
+        <w:t xml:space="preserve">1.8. </w:t>
+      </w:r>
+      <w:r>
+        <w:t xml:space="preserve">Партия внесена в реестр под номером </w:t>
+      </w:r>
+      <w:r>
+        <w:t xml:space="preserve">81081933084</w:t>
+      </w:r>
+      <w:r>
+        <w:t xml:space="preserve"> по правилам статьи 434 Гражданского кодекса Российской Федерации. Уведомление направлено за исходящим № </w:t>
+      </w:r>
+      <w:r>
+        <w:t xml:space="preserve">82986976174</w:t>
+      </w:r>
+      <w:r>
+        <w:t xml:space="preserve">.</w:t>
       </w:r>
     </w:p>
     <w:p/>
@@ -154,7 +249,7 @@
         <w:t xml:space="preserve">2.1. Общая цена Договора: </w:t>
       </w:r>
       <w:r>
-        <w:t xml:space="preserve">Шесть миллионов семьсот девяносто тысяч рублей 00 копеек</w:t>
+        <w:t xml:space="preserve">Двадцать восемь миллионов восемьсот тысяч рублей 00 копеек</w:t>
       </w:r>
       <w:r>
         <w:t xml:space="preserve">, в том числе НДС</w:t>
@@ -179,7 +274,7 @@
         <w:t xml:space="preserve">2.3. Срок оплаты — </w:t>
       </w:r>
       <w:r>
-        <w:t xml:space="preserve">не позднее 23.12.2026</w:t>
+        <w:t xml:space="preserve">не позднее 25.09.2026</w:t>
       </w:r>
       <w:r>
         <w:t xml:space="preserve">.</w:t>
@@ -199,7 +294,7 @@
         <w:t xml:space="preserve">, артикул </w:t>
       </w:r>
       <w:r>
-        <w:t xml:space="preserve">RM-9649-68</w:t>
+        <w:t xml:space="preserve">RM-3486-18</w:t>
       </w:r>
       <w:r>
         <w:t xml:space="preserve">, код </w:t>
@@ -259,49 +354,49 @@
         <w:t xml:space="preserve">. Товар отгружается с сопроводительным документом паспорт качества № </w:t>
       </w:r>
       <w:r>
-        <w:t xml:space="preserve">60 07 417242</w:t>
+        <w:t xml:space="preserve">11 05 527145</w:t>
       </w:r>
       <w:r>
         <w:t xml:space="preserve">. К партии приложен паспорт изделия № </w:t>
       </w:r>
       <w:r>
-        <w:t xml:space="preserve">51 05 556452</w:t>
+        <w:t xml:space="preserve">70 01 278322</w:t>
       </w:r>
       <w:r>
         <w:t xml:space="preserve">. Оборудование поставляется с паспортом транспортного средства № </w:t>
       </w:r>
       <w:r>
-        <w:t xml:space="preserve">15 05 658297</w:t>
+        <w:t xml:space="preserve">84 06 514178</w:t>
       </w:r>
       <w:r>
         <w:t xml:space="preserve">. Приёмка производится согласно техническому паспорту </w:t>
       </w:r>
       <w:r>
-        <w:t xml:space="preserve">93 10 230743</w:t>
+        <w:t xml:space="preserve">35 05 287194</w:t>
       </w:r>
       <w:r>
         <w:t xml:space="preserve">. СНИЛС не указан, номер заказа </w:t>
       </w:r>
       <w:r>
-        <w:t xml:space="preserve">653-096-158 32</w:t>
+        <w:t xml:space="preserve">574-210-339 84</w:t>
       </w:r>
       <w:r>
         <w:t xml:space="preserve">. Дата рождения не проставлена, документ выдан </w:t>
       </w:r>
       <w:r>
-        <w:t xml:space="preserve">02.12.2016</w:t>
+        <w:t xml:space="preserve">07.08.2015</w:t>
       </w:r>
       <w:r>
         <w:t xml:space="preserve">. Код подразделения, см. артикул </w:t>
       </w:r>
       <w:r>
-        <w:t xml:space="preserve">107-750</w:t>
+        <w:t xml:space="preserve">077-881</w:t>
       </w:r>
       <w:r>
         <w:t xml:space="preserve">. Цена — </w:t>
       </w:r>
       <w:r>
-        <w:t xml:space="preserve">86900000 (Восемьдесят шесть миллионов девятьсот тысяч) руб.</w:t>
+        <w:t xml:space="preserve">167000 (Сто шестьдесят семь тысяч) руб.</w:t>
       </w:r>
       <w:r>
         <w:t xml:space="preserve">, включая НДС </w:t>
@@ -313,7 +408,7 @@
         <w:t xml:space="preserve"> в размере </w:t>
       </w:r>
       <w:r>
-        <w:t xml:space="preserve">860 000,6 (восемьсот шестьдесят тысяч) рублей</w:t>
+        <w:t xml:space="preserve">387 000,3 (триста восемьдесят семь тысяч) рублей</w:t>
       </w:r>
       <w:r>
         <w:t xml:space="preserve">.</w:t>
@@ -327,25 +422,25 @@
         <w:t xml:space="preserve">Товар маркирован штрихкодом </w:t>
       </w:r>
       <w:r>
-        <w:t xml:space="preserve">4604121405959</w:t>
+        <w:t xml:space="preserve">4601157024807</w:t>
       </w:r>
       <w:r>
         <w:t xml:space="preserve">. Код контрагента по ОКПО — </w:t>
       </w:r>
       <w:r>
-        <w:t xml:space="preserve">5505817804</w:t>
+        <w:t xml:space="preserve">0524282861</w:t>
       </w:r>
       <w:r>
         <w:t xml:space="preserve">. Оборудование учтено под инвентарным номером </w:t>
       </w:r>
       <w:r>
-        <w:t xml:space="preserve">041285713</w:t>
+        <w:t xml:space="preserve">048092745</w:t>
       </w:r>
       <w:r>
         <w:t xml:space="preserve">, складской позиции присвоен номер </w:t>
       </w:r>
       <w:r>
-        <w:t xml:space="preserve">151001864</w:t>
+        <w:t xml:space="preserve">137907065</w:t>
       </w:r>
       <w:r>
         <w:t xml:space="preserve">.</w:t>
@@ -359,19 +454,19 @@
         <w:t xml:space="preserve">Оплата по счёту-фактуре на КБК </w:t>
       </w:r>
       <w:r>
-        <w:t xml:space="preserve">18210101011011000187</w:t>
+        <w:t xml:space="preserve">18210101011011000147</w:t>
       </w:r>
       <w:r>
         <w:t xml:space="preserve">. ИНН не присвоен, регистрационный № </w:t>
       </w:r>
       <w:r>
-        <w:t xml:space="preserve">4564302971</w:t>
+        <w:t xml:space="preserve">6581704392</w:t>
       </w:r>
       <w:r>
         <w:t xml:space="preserve">. ИНН не присвоен, платёжный документ № </w:t>
       </w:r>
       <w:r>
-        <w:t xml:space="preserve">492817824276</w:t>
+        <w:t xml:space="preserve">918993002166</w:t>
       </w:r>
       <w:r>
         <w:t xml:space="preserve">. Заказчик действует в лице </w:t>
@@ -391,7 +486,7 @@
         <w:t xml:space="preserve">Массовая доля влаги в товаре — </w:t>
       </w:r>
       <w:r>
-        <w:t xml:space="preserve">не более 10 %</w:t>
+        <w:t xml:space="preserve">не более 14 %</w:t>
       </w:r>
       <w:r>
         <w:t xml:space="preserve">. Товар подлежит хранению </w:t>
@@ -466,7 +561,7 @@
           </w:tcPr>
           <w:p>
             <w:r>
-              <w:t xml:space="preserve">3057784089</w:t>
+              <w:t xml:space="preserve">1231580786</w:t>
             </w:r>
           </w:p>
         </w:tc>
@@ -494,7 +589,7 @@
         <w:t xml:space="preserve">Полномочия подтверждаются свидетельством о рождении, выдано </w:t>
       </w:r>
       <w:r>
-        <w:t xml:space="preserve">27.11.2018</w:t>
+        <w:t xml:space="preserve">24.05.2011</w:t>
       </w:r>
       <w:r>
         <w:t xml:space="preserve"> отделом ЗАГС.</w:t>
@@ -573,7 +668,7 @@
         <w:t xml:space="preserve">3.1. Место исполнения обязательств: </w:t>
       </w:r>
       <w:r>
-        <w:t xml:space="preserve">а/я 8, г. Одинцово, 143000</w:t>
+        <w:t xml:space="preserve">а/я 66, г. Пермь, 614000</w:t>
       </w:r>
       <w:r>
         <w:t xml:space="preserve">.</w:t>
@@ -590,7 +685,7 @@
         <w:t xml:space="preserve"> по телефону </w:t>
       </w:r>
       <w:r>
-        <w:t xml:space="preserve">+7 (846) 631-21-85</w:t>
+        <w:t xml:space="preserve">+7 (846) 930-97-82</w:t>
       </w:r>
       <w:r>
         <w:t xml:space="preserve">.</w:t>
@@ -601,7 +696,111 @@
         <w:t xml:space="preserve">3.3. Срок исполнения обязательств — </w:t>
       </w:r>
       <w:r>
-        <w:t xml:space="preserve">в течение 60 рабочих дней с момента заключения контракта</w:t>
+        <w:t xml:space="preserve">в течение 10 рабочих дней с момента заключения контракта</w:t>
+      </w:r>
+      <w:r>
+        <w:t xml:space="preserve">.</w:t>
+      </w:r>
+    </w:p>
+    <w:p>
+      <w:r>
+        <w:t xml:space="preserve">3.4. </w:t>
+      </w:r>
+      <w:r>
+        <w:t xml:space="preserve">Работы выполняются за счёт средств бюджета по коду бюджетной классификации </w:t>
+      </w:r>
+      <w:r>
+        <w:t xml:space="preserve">18210800342093144836</w:t>
+      </w:r>
+      <w:r>
+        <w:t xml:space="preserve">. Счётчик имеет заводской номер </w:t>
+      </w:r>
+      <w:r>
+        <w:t xml:space="preserve">39500417547548148076</w:t>
+      </w:r>
+      <w:r>
+        <w:t xml:space="preserve">.</w:t>
+      </w:r>
+    </w:p>
+    <w:p>
+      <w:r>
+        <w:t xml:space="preserve">3.5. </w:t>
+      </w:r>
+      <w:r>
+        <w:t xml:space="preserve">Счёт на оплату выставляется с уникальным идентификатором начисления </w:t>
+      </w:r>
+      <w:r>
+        <w:t xml:space="preserve">18209663411350155105</w:t>
+      </w:r>
+      <w:r>
+        <w:t xml:space="preserve">. Номер счёта-проформы — </w:t>
+      </w:r>
+      <w:r>
+        <w:t xml:space="preserve">77861304702810632923</w:t>
+      </w:r>
+      <w:r>
+        <w:t xml:space="preserve">. Очерёдность списания со счёта определяется статьёй 855 Гражданского кодекса Российской Федерации, код вида дохода — </w:t>
+      </w:r>
+      <w:r>
+        <w:t xml:space="preserve">18210877316393692193</w:t>
+      </w:r>
+      <w:r>
+        <w:t xml:space="preserve">.</w:t>
+      </w:r>
+    </w:p>
+    <w:p>
+      <w:r>
+        <w:t xml:space="preserve">3.6. </w:t>
+      </w:r>
+      <w:r>
+        <w:t xml:space="preserve">ИНН у иностранного контрагента отсутствует, номер в торговом реестре — </w:t>
+      </w:r>
+      <w:r>
+        <w:t xml:space="preserve">4564302971</w:t>
+      </w:r>
+      <w:r>
+        <w:t xml:space="preserve">. ИНН см. в приложении; спецификация № </w:t>
+      </w:r>
+      <w:r>
+        <w:t xml:space="preserve">3243384525</w:t>
+      </w:r>
+      <w:r>
+        <w:t xml:space="preserve">. Постановка на учёт производится по статье 84 Налогового кодекса Российской Федерации, решение № </w:t>
+      </w:r>
+      <w:r>
+        <w:t xml:space="preserve">3057784089</w:t>
+      </w:r>
+      <w:r>
+        <w:t xml:space="preserve">.</w:t>
+      </w:r>
+    </w:p>
+    <w:p>
+      <w:r>
+        <w:t xml:space="preserve">3.7. </w:t>
+      </w:r>
+      <w:r>
+        <w:t xml:space="preserve">Регистрационный номер партии товара — </w:t>
+      </w:r>
+      <w:r>
+        <w:t xml:space="preserve">8814979384</w:t>
+      </w:r>
+      <w:r>
+        <w:t xml:space="preserve">. Содержание примеси не превышает </w:t>
+      </w:r>
+      <w:r>
+        <w:t xml:space="preserve">0,2 %</w:t>
+      </w:r>
+      <w:r>
+        <w:t xml:space="preserve">. Прибор имеет погрешность не более </w:t>
+      </w:r>
+      <w:r>
+        <w:t xml:space="preserve">0,1 %</w:t>
+      </w:r>
+      <w:r>
+        <w:t xml:space="preserve">. Оборудованию присвоен заводской номер </w:t>
+      </w:r>
+      <w:r>
+        <w:t xml:space="preserve">8982115621</w:t>
       </w:r>
       <w:r>
         <w:t xml:space="preserve">.</w:t>
@@ -632,7 +831,7 @@
         <w:t xml:space="preserve">Размер неустойки за нарушение сроков оплаты: </w:t>
       </w:r>
       <w:r>
-        <w:t xml:space="preserve">20% за каждый день просрочки</w:t>
+        <w:t xml:space="preserve">5% за каждый день просрочки</w:t>
       </w:r>
       <w:r>
         <w:t xml:space="preserve">, но не более </w:t>
@@ -666,7 +865,7 @@
         <w:t xml:space="preserve">Сторона, для которой создалась невозможность исполнения, обязана уведомить другую Сторону. Срок уведомления — </w:t>
       </w:r>
       <w:r>
-        <w:t xml:space="preserve">в течение 12 месяцев с момента заключения контракта</w:t>
+        <w:t xml:space="preserve">в течение 6 месяцев с момента заключения контракта</w:t>
       </w:r>
       <w:r>
         <w:t xml:space="preserve">.</w:t>
@@ -680,7 +879,125 @@
         <w:t xml:space="preserve">Все споры и разногласия решаются путём переговоров. Претензионный порядок обязателен, срок ответа на претензию — </w:t>
       </w:r>
       <w:r>
-        <w:t xml:space="preserve">в течение четырнадцати банковских дней с момента выставления счета</w:t>
+        <w:t xml:space="preserve">в течение семи банковских дней с момента выставления счета</w:t>
+      </w:r>
+      <w:r>
+        <w:t xml:space="preserve">.</w:t>
+      </w:r>
+    </w:p>
+    <w:p>
+      <w:r>
+        <w:t xml:space="preserve">4.6. </w:t>
+      </w:r>
+      <w:r>
+        <w:t xml:space="preserve">ИНН физического лица не приводится; лицевой счёт — </w:t>
+      </w:r>
+      <w:r>
+        <w:t xml:space="preserve">337855665251</w:t>
+      </w:r>
+      <w:r>
+        <w:t xml:space="preserve">. ИНН см. приложение; номенклатурный код — </w:t>
+      </w:r>
+      <w:r>
+        <w:t xml:space="preserve">340833752160</w:t>
+      </w:r>
+      <w:r>
+        <w:t xml:space="preserve">. В силу статьи 86 Налогового кодекса Российской Федерации ИНН запрашивается налоговым органом; номер запроса — </w:t>
+      </w:r>
+      <w:r>
+        <w:t xml:space="preserve">740763073494</w:t>
+      </w:r>
+      <w:r>
+        <w:t xml:space="preserve">.</w:t>
+      </w:r>
+    </w:p>
+    <w:p>
+      <w:r>
+        <w:t xml:space="preserve">4.7. </w:t>
+      </w:r>
+      <w:r>
+        <w:t xml:space="preserve">Товарная накладная на партию имеет номер </w:t>
+      </w:r>
+      <w:r>
+        <w:t xml:space="preserve">295113217561</w:t>
+      </w:r>
+      <w:r>
+        <w:t xml:space="preserve">. Заводской номер контрольного модуля — </w:t>
+      </w:r>
+      <w:r>
+        <w:t xml:space="preserve">752417124208</w:t>
+      </w:r>
+      <w:r>
+        <w:t xml:space="preserve">. Уклон монтируемой кровли составляет </w:t>
+      </w:r>
+      <w:r>
+        <w:t xml:space="preserve">4 %</w:t>
+      </w:r>
+      <w:r>
+        <w:t xml:space="preserve">.</w:t>
+      </w:r>
+    </w:p>
+    <w:p>
+      <w:r>
+        <w:t xml:space="preserve">4.8. </w:t>
+      </w:r>
+      <w:r>
+        <w:t xml:space="preserve">Законом установлена предельная доля иностранного участия — </w:t>
+      </w:r>
+      <w:r>
+        <w:t xml:space="preserve">49 %</w:t>
+      </w:r>
+      <w:r>
+        <w:t xml:space="preserve"> согласно Федеральному закону об иностранных инвестициях. Приложением № 3 установлена доля брака не более </w:t>
+      </w:r>
+      <w:r>
+        <w:t xml:space="preserve">1,6 %</w:t>
+      </w:r>
+      <w:r>
+        <w:t xml:space="preserve">.</w:t>
+      </w:r>
+    </w:p>
+    <w:p>
+      <w:r>
+        <w:t xml:space="preserve">4.9. </w:t>
+      </w:r>
+      <w:r>
+        <w:t xml:space="preserve">Изготовитель установил срок годности </w:t>
+      </w:r>
+      <w:r>
+        <w:t xml:space="preserve">в течение 36 месяцев</w:t>
+      </w:r>
+      <w:r>
+        <w:t xml:space="preserve"> с даты производства. Уложенная смесь выдерживается </w:t>
+      </w:r>
+      <w:r>
+        <w:t xml:space="preserve">в течение 48 часов</w:t>
+      </w:r>
+      <w:r>
+        <w:t xml:space="preserve"> без доступа влаги.</w:t>
+      </w:r>
+    </w:p>
+    <w:p>
+      <w:r>
+        <w:t xml:space="preserve">4.10. </w:t>
+      </w:r>
+      <w:r>
+        <w:t xml:space="preserve">Требования к качеству работ могут быть предъявлены </w:t>
+      </w:r>
+      <w:r>
+        <w:t xml:space="preserve">в течение одного года</w:t>
+      </w:r>
+      <w:r>
+        <w:t xml:space="preserve"> по правилам статьи 725 Гражданского кодекса Российской Федерации. Поставщик присутствует на рынке </w:t>
+      </w:r>
+      <w:r>
+        <w:t xml:space="preserve">в течение 14 лет</w:t>
+      </w:r>
+      <w:r>
+        <w:t xml:space="preserve">. Отчётный период оканчивается </w:t>
+      </w:r>
+      <w:r>
+        <w:t xml:space="preserve">не позднее 10.09.2025</w:t>
       </w:r>
       <w:r>
         <w:t xml:space="preserve">.</w:t>
@@ -705,10 +1022,10 @@
         <w:rPr>
           <w:b/>
         </w:rPr>
-        <w:t xml:space="preserve">92Ф-61</w:t>
-      </w:r>
-      <w:r>
-        <w:t xml:space="preserve">911/12-356Д</w:t>
+        <w:t xml:space="preserve">80Ф-41</w:t>
+      </w:r>
+      <w:r>
+        <w:t xml:space="preserve">370/21-958Д</w:t>
       </w:r>
       <w:r>
         <w:t xml:space="preserve">.</w:t>
@@ -722,7 +1039,7 @@
         <w:rPr>
           <w:b/>
         </w:rPr>
-        <w:t xml:space="preserve">9870</w:t>
+        <w:t xml:space="preserve">1400</w:t>
       </w:r>
       <w:r>
         <w:t xml:space="preserve">0000 рублей 0 коп.</w:t>
@@ -776,7 +1093,7 @@
           </w:tcPr>
           <w:p>
             <w:r>
-              <w:t xml:space="preserve">не позднее 06.11.20</w:t>
+              <w:t xml:space="preserve">не позднее 02.01.20</w:t>
             </w:r>
           </w:p>
         </w:tc>
@@ -844,7 +1161,7 @@
               <w:t xml:space="preserve">Адрес регистрации: </w:t>
             </w:r>
             <w:r>
-              <w:t xml:space="preserve">а/я 44, г. Екатеринбург, 620014</w:t>
+              <w:t xml:space="preserve">а/я 8, г. Красногорск, 143400</w:t>
             </w:r>
           </w:p>
           <w:p>
@@ -883,7 +1200,7 @@
               <w:t xml:space="preserve">Тел.: </w:t>
             </w:r>
             <w:r>
-              <w:t xml:space="preserve">+7 (846) 552-99-65</w:t>
+              <w:t xml:space="preserve">+7 (495) 286-82-78</w:t>
             </w:r>
           </w:p>
           <w:p>
@@ -891,7 +1208,7 @@
               <w:t xml:space="preserve">E-mail: </w:t>
             </w:r>
             <w:r>
-              <w:t xml:space="preserve">popov@romashka.ru</w:t>
+              <w:t xml:space="preserve">popov@inbox.ru</w:t>
             </w:r>
           </w:p>
           <w:p/>
@@ -943,7 +1260,7 @@
               <w:t xml:space="preserve">Адрес регистрации: </w:t>
             </w:r>
             <w:r>
-              <w:t xml:space="preserve">а/я 19, г. Новосибирск, 630099</w:t>
+              <w:t xml:space="preserve">а/я 99, г. Воронеж, 394000</w:t>
             </w:r>
           </w:p>
           <w:p>
@@ -982,7 +1299,7 @@
               <w:t xml:space="preserve">Тел.: </w:t>
             </w:r>
             <w:r>
-              <w:t xml:space="preserve">+7 (846) 423-44-80</w:t>
+              <w:t xml:space="preserve">+7 (843) 426-38-26</w:t>
             </w:r>
           </w:p>
           <w:p>
@@ -990,7 +1307,7 @@
               <w:t xml:space="preserve">E-mail: </w:t>
             </w:r>
             <w:r>
-              <w:t xml:space="preserve">lebedev@romashka.ru</w:t>
+              <w:t xml:space="preserve">lebedev@inbox.ru</w:t>
             </w:r>
           </w:p>
           <w:p/>
@@ -1025,7 +1342,7 @@
         <w:t xml:space="preserve">Адрес склада грузополучателя: </w:t>
       </w:r>
       <w:r>
-        <w:t xml:space="preserve">а/я 17, г. Тверь, 170100</w:t>
+        <w:t xml:space="preserve">а/я 96, г. Тверь, 170100</w:t>
       </w:r>
       <w:r>
         <w:t xml:space="preserve">.</w:t>
@@ -1036,7 +1353,7 @@
         <w:t xml:space="preserve">Кладовщик: </w:t>
       </w:r>
       <w:r>
-        <w:t xml:space="preserve">Новиков Павел Сергеевич</w:t>
+        <w:t xml:space="preserve">Пирогова Анна Егоровна</w:t>
       </w:r>
     </w:p>
     <w:p>
@@ -1044,7 +1361,7 @@
         <w:t xml:space="preserve">Тел. склада: </w:t>
       </w:r>
       <w:r>
-        <w:t xml:space="preserve">+7 (843) 379-26-45</w:t>
+        <w:t xml:space="preserve">+7 (383) 437-56-32</w:t>
       </w:r>
     </w:p>
     <w:p/>
@@ -1091,13 +1408,13 @@
       <w:t xml:space="preserve">Исполнитель документа: </w:t>
     </w:r>
     <w:r>
-      <w:t xml:space="preserve">Волков П. А.</w:t>
+      <w:t xml:space="preserve">Новикова М. В.</w:t>
     </w:r>
     <w:r>
       <w:t xml:space="preserve">, тел. </w:t>
     </w:r>
     <w:r>
-      <w:t xml:space="preserve">8(843)1351929</w:t>
+      <w:t xml:space="preserve">8(499)3271176</w:t>
     </w:r>
   </w:p>
 </w:ftr>

--- a/tests/corpus_v2/docs/lease_0010.docx
+++ b/tests/corpus_v2/docs/lease_0010.docx
@@ -1109,6 +1109,37 @@
         </w:tc>
       </w:tr>
     </w:tbl>
+    <w:p/>
+    <w:p>
+      <w:r>
+        <w:rPr>
+          <w:b/>
+        </w:rPr>
+        <w:t xml:space="preserve">6. ОСОБЫЕ УСЛОВИЯ ОТДЕЛЬНЫХ ВИДОВ ДАННЫХ</w:t>
+      </w:r>
+    </w:p>
+    <w:p>
+      <w:r>
+        <w:t xml:space="preserve">6.1. Полномочия представителя подтверждены доверенностью, реестровый номер </w:t>
+      </w:r>
+      <w:r>
+        <w:t xml:space="preserve">16/89-н/16-2024-3-215</w:t>
+      </w:r>
+      <w:r>
+        <w:t xml:space="preserve">.</w:t>
+      </w:r>
+    </w:p>
+    <w:p>
+      <w:r>
+        <w:t xml:space="preserve">6.2. Для сопоставления в учёте указывается: </w:t>
+      </w:r>
+      <w:r>
+        <w:t xml:space="preserve">срок действия 12/2024-06/2025</w:t>
+      </w:r>
+      <w:r>
+        <w:t xml:space="preserve">.</w:t>
+      </w:r>
+    </w:p>
     <w:p/>
     <w:p>
       <w:r>

--- a/tests/corpus_v2/docs/lease_0010.docx
+++ b/tests/corpus_v2/docs/lease_0010.docx
@@ -1120,21 +1120,87 @@
     </w:p>
     <w:p>
       <w:r>
-        <w:t xml:space="preserve">6.1. Полномочия представителя подтверждены доверенностью, реестровый номер </w:t>
-      </w:r>
-      <w:r>
-        <w:t xml:space="preserve">16/89-н/16-2024-3-215</w:t>
-      </w:r>
-      <w:r>
-        <w:t xml:space="preserve">.</w:t>
-      </w:r>
-    </w:p>
-    <w:p>
-      <w:r>
-        <w:t xml:space="preserve">6.2. Для сопоставления в учёте указывается: </w:t>
-      </w:r>
-      <w:r>
-        <w:t xml:space="preserve">срок действия 12/2024-06/2025</w:t>
+        <w:t xml:space="preserve">6.1. Работы выполняются на основании ранее заключённого Договора № </w:t>
+      </w:r>
+      <w:r>
+        <w:t xml:space="preserve">17595/001-сс</w:t>
+      </w:r>
+      <w:r>
+        <w:t xml:space="preserve"> между теми же сторонами.</w:t>
+      </w:r>
+    </w:p>
+    <w:p>
+      <w:r>
+        <w:t xml:space="preserve">6.2. Первичные документы: </w:t>
+      </w:r>
+      <w:r>
+        <w:t xml:space="preserve">счёт-фактура выставлена без ссылки на номер</w:t>
+      </w:r>
+      <w:r>
+        <w:t xml:space="preserve">.</w:t>
+      </w:r>
+    </w:p>
+    <w:p>
+      <w:r>
+        <w:t xml:space="preserve">6.3. Запись о лицензии внесена в реестр за регистрационным номером </w:t>
+      </w:r>
+      <w:r>
+        <w:t xml:space="preserve">144625873</w:t>
+      </w:r>
+      <w:r>
+        <w:t xml:space="preserve">.</w:t>
+      </w:r>
+    </w:p>
+    <w:p>
+      <w:r>
+        <w:t xml:space="preserve">6.4. Внутренний учёт ведётся отдельно: </w:t>
+      </w:r>
+      <w:r>
+        <w:t xml:space="preserve">номер заявки 987654321</w:t>
+      </w:r>
+      <w:r>
+        <w:t xml:space="preserve">.</w:t>
+      </w:r>
+    </w:p>
+    <w:p>
+      <w:r>
+        <w:t xml:space="preserve">6.5. Полномочия представителя подтверждены доверенностью, реестровый номер </w:t>
+      </w:r>
+      <w:r>
+        <w:t xml:space="preserve">50/121-н/50-2023-4-88</w:t>
+      </w:r>
+      <w:r>
+        <w:t xml:space="preserve">.</w:t>
+      </w:r>
+    </w:p>
+    <w:p>
+      <w:r>
+        <w:t xml:space="preserve">6.6. Для сопоставления в учёте указывается: </w:t>
+      </w:r>
+      <w:r>
+        <w:t xml:space="preserve">ГОСТ Р 52044-2003</w:t>
+      </w:r>
+      <w:r>
+        <w:t xml:space="preserve">.</w:t>
+      </w:r>
+    </w:p>
+    <w:p>
+      <w:r>
+        <w:t xml:space="preserve">6.7. Решение принято большинством в </w:t>
+      </w:r>
+      <w:r>
+        <w:t xml:space="preserve">25,5 % голосов от общего числа</w:t>
+      </w:r>
+      <w:r>
+        <w:t xml:space="preserve"> от общего числа голосов членов совета директоров.</w:t>
+      </w:r>
+    </w:p>
+    <w:p>
+      <w:r>
+        <w:t xml:space="preserve">6.8. Кворум определяется уставом: </w:t>
+      </w:r>
+      <w:r>
+        <w:t xml:space="preserve">большинством голосов присутствующих участников</w:t>
       </w:r>
       <w:r>
         <w:t xml:space="preserve">.</w:t>

--- a/tests/corpus_v2/docs/lease_0010.docx
+++ b/tests/corpus_v2/docs/lease_0010.docx
@@ -1120,10 +1120,32 @@
     </w:p>
     <w:p>
       <w:r>
-        <w:t xml:space="preserve">6.1. Работы выполняются на основании ранее заключённого Договора № </w:t>
-      </w:r>
-      <w:r>
-        <w:t xml:space="preserve">17595/001-сс</w:t>
+        <w:t xml:space="preserve">6.1. Стороны ранее заключили </w:t>
+      </w:r>
+      <w:r>
+        <w:t xml:space="preserve">договор подряда</w:t>
+      </w:r>
+      <w:r>
+        <w:t xml:space="preserve"> на сопоставимых условиях.</w:t>
+      </w:r>
+    </w:p>
+    <w:p>
+      <w:r>
+        <w:t xml:space="preserve">6.2. Прочие условия: </w:t>
+      </w:r>
+      <w:r>
+        <w:t xml:space="preserve">отношения сторон регулируются гражданским законодательством</w:t>
+      </w:r>
+      <w:r>
+        <w:t xml:space="preserve">.</w:t>
+      </w:r>
+    </w:p>
+    <w:p>
+      <w:r>
+        <w:t xml:space="preserve">6.3. Работы выполняются на основании ранее заключённого Договора № </w:t>
+      </w:r>
+      <w:r>
+        <w:t xml:space="preserve">118/2024-А</w:t>
       </w:r>
       <w:r>
         <w:t xml:space="preserve"> между теми же сторонами.</w:t>
@@ -1131,29 +1153,73 @@
     </w:p>
     <w:p>
       <w:r>
-        <w:t xml:space="preserve">6.2. Первичные документы: </w:t>
-      </w:r>
-      <w:r>
-        <w:t xml:space="preserve">счёт-фактура выставлена без ссылки на номер</w:t>
-      </w:r>
-      <w:r>
-        <w:t xml:space="preserve">.</w:t>
-      </w:r>
-    </w:p>
-    <w:p>
-      <w:r>
-        <w:t xml:space="preserve">6.3. Запись о лицензии внесена в реестр за регистрационным номером </w:t>
-      </w:r>
-      <w:r>
-        <w:t xml:space="preserve">144625873</w:t>
-      </w:r>
-      <w:r>
-        <w:t xml:space="preserve">.</w:t>
-      </w:r>
-    </w:p>
-    <w:p>
-      <w:r>
-        <w:t xml:space="preserve">6.4. Внутренний учёт ведётся отдельно: </w:t>
+        <w:t xml:space="preserve">6.4. Первичные документы: </w:t>
+      </w:r>
+      <w:r>
+        <w:t xml:space="preserve">лицензия Л035-01298-77/00123456 Рособрнадзора</w:t>
+      </w:r>
+      <w:r>
+        <w:t xml:space="preserve">.</w:t>
+      </w:r>
+    </w:p>
+    <w:p>
+      <w:r>
+        <w:t xml:space="preserve">6.5. Паспорт гражданина Российской Федерации выдан </w:t>
+      </w:r>
+      <w:r>
+        <w:t xml:space="preserve">Отделением по вопросам миграции ОМВД России по Кировскому району</w:t>
+      </w:r>
+      <w:r>
+        <w:t xml:space="preserve">, паспорт предъявлен при подписании.</w:t>
+      </w:r>
+    </w:p>
+    <w:p>
+      <w:r>
+        <w:t xml:space="preserve">6.6. Сопутствующие сведения: </w:t>
+      </w:r>
+      <w:r>
+        <w:t xml:space="preserve">доверенность выдана сроком на три года без права передоверия</w:t>
+      </w:r>
+      <w:r>
+        <w:t xml:space="preserve">.</w:t>
+      </w:r>
+    </w:p>
+    <w:p>
+      <w:r>
+        <w:t xml:space="preserve">6.7. Запись о государственной регистрации внесена регистрирующим органом: </w:t>
+      </w:r>
+      <w:r>
+        <w:t xml:space="preserve">ИФНС России по г. Наро-Фоминску Московской области</w:t>
+      </w:r>
+      <w:r>
+        <w:t xml:space="preserve">.</w:t>
+      </w:r>
+    </w:p>
+    <w:p>
+      <w:r>
+        <w:t xml:space="preserve">6.8. Общие сведения о регистрации: </w:t>
+      </w:r>
+      <w:r>
+        <w:t xml:space="preserve">отчётность представляется в налоговый орган по месту учёта</w:t>
+      </w:r>
+      <w:r>
+        <w:t xml:space="preserve">.</w:t>
+      </w:r>
+    </w:p>
+    <w:p>
+      <w:r>
+        <w:t xml:space="preserve">6.9. Запись о лицензии внесена в реестр за регистрационным номером </w:t>
+      </w:r>
+      <w:r>
+        <w:t xml:space="preserve">268530417</w:t>
+      </w:r>
+      <w:r>
+        <w:t xml:space="preserve">.</w:t>
+      </w:r>
+    </w:p>
+    <w:p>
+      <w:r>
+        <w:t xml:space="preserve">6.10. Внутренний учёт ведётся отдельно: </w:t>
       </w:r>
       <w:r>
         <w:t xml:space="preserve">номер заявки 987654321</w:t>
@@ -1164,32 +1230,32 @@
     </w:p>
     <w:p>
       <w:r>
-        <w:t xml:space="preserve">6.5. Полномочия представителя подтверждены доверенностью, реестровый номер </w:t>
-      </w:r>
-      <w:r>
-        <w:t xml:space="preserve">50/121-н/50-2023-4-88</w:t>
-      </w:r>
-      <w:r>
-        <w:t xml:space="preserve">.</w:t>
-      </w:r>
-    </w:p>
-    <w:p>
-      <w:r>
-        <w:t xml:space="preserve">6.6. Для сопоставления в учёте указывается: </w:t>
-      </w:r>
-      <w:r>
-        <w:t xml:space="preserve">ГОСТ Р 52044-2003</w:t>
-      </w:r>
-      <w:r>
-        <w:t xml:space="preserve">.</w:t>
-      </w:r>
-    </w:p>
-    <w:p>
-      <w:r>
-        <w:t xml:space="preserve">6.7. Решение принято большинством в </w:t>
-      </w:r>
-      <w:r>
-        <w:t xml:space="preserve">25,5 % голосов от общего числа</w:t>
+        <w:t xml:space="preserve">6.11. Полномочия представителя подтверждены доверенностью, реестровый номер </w:t>
+      </w:r>
+      <w:r>
+        <w:t xml:space="preserve">16/89-н/16-2024-3-215</w:t>
+      </w:r>
+      <w:r>
+        <w:t xml:space="preserve">.</w:t>
+      </w:r>
+    </w:p>
+    <w:p>
+      <w:r>
+        <w:t xml:space="preserve">6.12. Для сопоставления в учёте указывается: </w:t>
+      </w:r>
+      <w:r>
+        <w:t xml:space="preserve">кадастровый номер 77:01:0004012:2211</w:t>
+      </w:r>
+      <w:r>
+        <w:t xml:space="preserve">.</w:t>
+      </w:r>
+    </w:p>
+    <w:p>
+      <w:r>
+        <w:t xml:space="preserve">6.13. Решение принято большинством в </w:t>
+      </w:r>
+      <w:r>
+        <w:t xml:space="preserve">75 % голосов</w:t>
       </w:r>
       <w:r>
         <w:t xml:space="preserve"> от общего числа голосов членов совета директоров.</w:t>
@@ -1197,7 +1263,7 @@
     </w:p>
     <w:p>
       <w:r>
-        <w:t xml:space="preserve">6.8. Кворум определяется уставом: </w:t>
+        <w:t xml:space="preserve">6.14. Кворум определяется уставом: </w:t>
       </w:r>
       <w:r>
         <w:t xml:space="preserve">большинством голосов присутствующих участников</w:t>

--- a/tests/corpus_v2/docs/lease_0010.docx
+++ b/tests/corpus_v2/docs/lease_0010.docx
@@ -39,7 +39,7 @@
         <w:t xml:space="preserve">     </w:t>
       </w:r>
       <w:r>
-        <w:t xml:space="preserve">«27» марта 2024 г.</w:t>
+        <w:t xml:space="preserve">27.03.2024 г.</w:t>
       </w:r>
     </w:p>
     <w:p/>
